--- a/CÔNG TY TNHH SUNAGRO FOOD (VIET NAM)/Hồ sơ điều chỉnh GPĐT (pdf)/Điều chỉnh 2026/GiayChungNhanDauTu_HoSo2026/Quyết định của chủ sở hữu.docx
+++ b/CÔNG TY TNHH SUNAGRO FOOD (VIET NAM)/Hồ sơ điều chỉnh GPĐT (pdf)/Điều chỉnh 2026/GiayChungNhanDauTu_HoSo2026/Quyết định của chủ sở hữu.docx
@@ -1,6 +1,6 @@
 
 <file path=word/document.xml><?xml version="1.0" encoding="utf-8"?>
-<w:document xmlns:wpc="http://schemas.microsoft.com/office/word/2010/wordprocessingCanvas" xmlns:cx="http://schemas.microsoft.com/office/drawing/2014/chartex" xmlns:cx1="http://schemas.microsoft.com/office/drawing/2015/9/8/chartex" xmlns:mc="http://schemas.openxmlformats.org/markup-compatibility/2006" xmlns:o="urn:schemas-microsoft-com:office:office" xmlns:r="http://schemas.openxmlformats.org/officeDocument/2006/relationships" xmlns:m="http://schemas.openxmlformats.org/officeDocument/2006/math" xmlns:v="urn:schemas-microsoft-com:vml" xmlns:wp14="http://schemas.microsoft.com/office/word/2010/wordprocessingDrawing" xmlns:wp="http://schemas.openxmlformats.org/drawingml/2006/wordprocessingDrawing" xmlns:w10="urn:schemas-microsoft-com:office:word" xmlns:w="http://schemas.openxmlformats.org/wordprocessingml/2006/main" xmlns:w14="http://schemas.microsoft.com/office/word/2010/wordml" xmlns:w15="http://schemas.microsoft.com/office/word/2012/wordml" xmlns:w16se="http://schemas.microsoft.com/office/word/2015/wordml/symex" xmlns:wpg="http://schemas.microsoft.com/office/word/2010/wordprocessingGroup" xmlns:wpi="http://schemas.microsoft.com/office/word/2010/wordprocessingInk" xmlns:wne="http://schemas.microsoft.com/office/word/2006/wordml" xmlns:wps="http://schemas.microsoft.com/office/word/2010/wordprocessingShape" mc:Ignorable="w14 w15 w16se wp14">
+<w:document xmlns:wpc="http://schemas.microsoft.com/office/word/2010/wordprocessingCanvas" xmlns:cx="http://schemas.microsoft.com/office/drawing/2014/chartex" xmlns:cx1="http://schemas.microsoft.com/office/drawing/2015/9/8/chartex" xmlns:cx2="http://schemas.microsoft.com/office/drawing/2015/10/21/chartex" xmlns:cx3="http://schemas.microsoft.com/office/drawing/2016/5/9/chartex" xmlns:cx4="http://schemas.microsoft.com/office/drawing/2016/5/10/chartex" xmlns:cx5="http://schemas.microsoft.com/office/drawing/2016/5/11/chartex" xmlns:cx6="http://schemas.microsoft.com/office/drawing/2016/5/12/chartex" xmlns:cx7="http://schemas.microsoft.com/office/drawing/2016/5/13/chartex" xmlns:cx8="http://schemas.microsoft.com/office/drawing/2016/5/14/chartex" xmlns:mc="http://schemas.openxmlformats.org/markup-compatibility/2006" xmlns:aink="http://schemas.microsoft.com/office/drawing/2016/ink" xmlns:am3d="http://schemas.microsoft.com/office/drawing/2017/model3d" xmlns:o="urn:schemas-microsoft-com:office:office" xmlns:oel="http://schemas.microsoft.com/office/2019/extlst" xmlns:r="http://schemas.openxmlformats.org/officeDocument/2006/relationships" xmlns:m="http://schemas.openxmlformats.org/officeDocument/2006/math" xmlns:v="urn:schemas-microsoft-com:vml" xmlns:wp14="http://schemas.microsoft.com/office/word/2010/wordprocessingDrawing" xmlns:wp="http://schemas.openxmlformats.org/drawingml/2006/wordprocessingDrawing" xmlns:w10="urn:schemas-microsoft-com:office:word" xmlns:w="http://schemas.openxmlformats.org/wordprocessingml/2006/main" xmlns:w14="http://schemas.microsoft.com/office/word/2010/wordml" xmlns:w15="http://schemas.microsoft.com/office/word/2012/wordml" xmlns:w16cex="http://schemas.microsoft.com/office/word/2018/wordml/cex" xmlns:w16cid="http://schemas.microsoft.com/office/word/2016/wordml/cid" xmlns:w16="http://schemas.microsoft.com/office/word/2018/wordml" xmlns:w16du="http://schemas.microsoft.com/office/word/2023/wordml/word16du" xmlns:w16sdtdh="http://schemas.microsoft.com/office/word/2020/wordml/sdtdatahash" xmlns:w16sdtfl="http://schemas.microsoft.com/office/word/2024/wordml/sdtformatlock" xmlns:w16se="http://schemas.microsoft.com/office/word/2015/wordml/symex" xmlns:wpg="http://schemas.microsoft.com/office/word/2010/wordprocessingGroup" xmlns:wpi="http://schemas.microsoft.com/office/word/2010/wordprocessingInk" xmlns:wne="http://schemas.microsoft.com/office/word/2006/wordml" xmlns:wps="http://schemas.microsoft.com/office/word/2010/wordprocessingShape" mc:Ignorable="w14 w15 w16se w16cid w16 w16cex w16sdtdh w16sdtfl w16du wp14">
   <w:body>
     <w:p>
       <w:pPr>
@@ -52,8 +52,6 @@
               </w:rPr>
               <w:t>HK JS INDUSTRY CO., LIMITED</w:t>
             </w:r>
-            <w:bookmarkStart w:id="0" w:name="_GoBack"/>
-            <w:bookmarkEnd w:id="0"/>
           </w:p>
           <w:p>
             <w:pPr>
@@ -82,7 +80,7 @@
               <mc:AlternateContent>
                 <mc:Choice Requires="wpg">
                   <w:drawing>
-                    <wp:inline distT="0" distB="0" distL="0" distR="0">
+                    <wp:inline distT="0" distB="0" distL="0" distR="0" wp14:anchorId="31DA8F0A" wp14:editId="28AE492D">
                       <wp:extent cx="1042669" cy="12700"/>
                       <wp:effectExtent l="9525" t="0" r="5080" b="6350"/>
                       <wp:docPr id="1" name="Group 1"/>
@@ -150,7 +148,7 @@
                 </mc:Choice>
                 <mc:Fallback>
                   <w:pict>
-                    <v:group w14:anchorId="3D8B286D" id="Group 1" o:spid="_x0000_s1026" style="width:82.1pt;height:1pt;mso-position-horizontal-relative:char;mso-position-vertical-relative:line" coordsize="10426,127" o:gfxdata="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">
+                    <v:group w14:anchorId="4359F9C3" id="Group 1" o:spid="_x0000_s1026" style="width:82.1pt;height:1pt;mso-position-horizontal-relative:char;mso-position-vertical-relative:line" coordsize="10426,127" o:gfxdata="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">
                       <v:shape id="Graphic 2" o:spid="_x0000_s1027" style="position:absolute;top:60;width:10426;height:13;visibility:visible;mso-wrap-style:square;v-text-anchor:top" coordsize="1042669,1270" o:gfxdata="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" path="m,l1042440,e" filled="f" strokeweight=".33703mm">
                         <v:stroke dashstyle="dash"/>
                         <v:path arrowok="t"/>
@@ -480,7 +478,7 @@
               <mc:AlternateContent>
                 <mc:Choice Requires="wpg">
                   <w:drawing>
-                    <wp:inline distT="0" distB="0" distL="0" distR="0">
+                    <wp:inline distT="0" distB="0" distL="0" distR="0" wp14:anchorId="413A1552" wp14:editId="6C50B9B0">
                       <wp:extent cx="2142490" cy="10795"/>
                       <wp:effectExtent l="9525" t="0" r="635" b="8255"/>
                       <wp:docPr id="3" name="Group 3"/>
@@ -548,7 +546,7 @@
                 </mc:Choice>
                 <mc:Fallback>
                   <w:pict>
-                    <v:group w14:anchorId="599C275D" id="Group 3" o:spid="_x0000_s1026" style="width:168.7pt;height:.85pt;mso-position-horizontal-relative:char;mso-position-vertical-relative:line" coordsize="21424,107" o:gfxdata="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">
+                    <v:group w14:anchorId="3864235E" id="Group 3" o:spid="_x0000_s1026" style="width:168.7pt;height:.85pt;mso-position-horizontal-relative:char;mso-position-vertical-relative:line" coordsize="21424,107" o:gfxdata="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">
                       <v:shape id="Graphic 4" o:spid="_x0000_s1027" style="position:absolute;top:53;width:21424;height:13;visibility:visible;mso-wrap-style:square;v-text-anchor:top" coordsize="2142490,1270" o:gfxdata="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" path="m,l2142379,e" filled="f" strokeweight=".29694mm">
                         <v:stroke dashstyle="dash"/>
                         <v:path arrowok="t"/>
@@ -581,14 +579,12 @@
               <w:rPr>
                 <w:i/>
                 <w:sz w:val="26"/>
-                <w:lang w:val="en-US"/>
               </w:rPr>
             </w:pPr>
             <w:r>
               <w:rPr>
                 <w:i/>
                 <w:sz w:val="26"/>
-                <w:lang w:val="en-US"/>
               </w:rPr>
               <w:t>TP Hồ Chí Minh</w:t>
             </w:r>
@@ -613,15 +609,7 @@
                 <w:spacing w:val="-4"/>
                 <w:sz w:val="26"/>
               </w:rPr>
-              <w:t>ngày</w:t>
-            </w:r>
-            <w:r>
-              <w:rPr>
-                <w:i/>
-                <w:sz w:val="26"/>
-                <w:lang w:val="en-US"/>
-              </w:rPr>
-              <w:t>….</w:t>
+              <w:t>ngà</w:t>
             </w:r>
             <w:r>
               <w:rPr>
@@ -629,16 +617,23 @@
                 <w:spacing w:val="-4"/>
                 <w:sz w:val="26"/>
               </w:rPr>
-              <w:t>tháng</w:t>
+              <w:t xml:space="preserve">y 1 </w:t>
             </w:r>
             <w:r>
               <w:rPr>
                 <w:i/>
                 <w:spacing w:val="-4"/>
                 <w:sz w:val="26"/>
-                <w:lang w:val="en-US"/>
-              </w:rPr>
-              <w:t>….</w:t>
+              </w:rPr>
+              <w:t>tháng</w:t>
+            </w:r>
+            <w:r>
+              <w:rPr>
+                <w:i/>
+                <w:spacing w:val="-4"/>
+                <w:sz w:val="26"/>
+              </w:rPr>
+              <w:t xml:space="preserve"> 9 </w:t>
             </w:r>
             <w:r>
               <w:rPr>
@@ -668,7 +663,6 @@
                 <w:i/>
                 <w:spacing w:val="-4"/>
                 <w:sz w:val="26"/>
-                <w:lang w:val="en-US"/>
               </w:rPr>
               <w:t>6</w:t>
             </w:r>
@@ -1160,6 +1154,7 @@
         <w:ind w:left="23" w:right="275"/>
         <w:rPr>
           <w:b/>
+          <w:spacing w:val="-1"/>
           <w:sz w:val="26"/>
         </w:rPr>
       </w:pPr>
@@ -1402,872 +1397,1722 @@
           <w:sz w:val="26"/>
         </w:rPr>
         <w:t xml:space="preserve"> </w:t>
-      </w:r>
-      <w:r>
-        <w:rPr>
-          <w:b/>
-          <w:sz w:val="26"/>
-        </w:rPr>
-        <w:t>Gia hạn thời hạn hoạt động của dự án.</w:t>
       </w:r>
     </w:p>
     <w:p>
       <w:pPr>
-        <w:spacing w:before="121"/>
-        <w:ind w:left="23"/>
-        <w:rPr>
-          <w:b/>
-          <w:sz w:val="26"/>
-        </w:rPr>
-      </w:pPr>
-      <w:r>
-        <w:rPr>
-          <w:b/>
-          <w:sz w:val="26"/>
-        </w:rPr>
-        <w:t>Nội</w:t>
-      </w:r>
-      <w:r>
-        <w:rPr>
-          <w:b/>
-          <w:spacing w:val="-6"/>
-          <w:sz w:val="26"/>
-        </w:rPr>
-        <w:t xml:space="preserve"> </w:t>
-      </w:r>
-      <w:r>
-        <w:rPr>
-          <w:b/>
-          <w:sz w:val="26"/>
-        </w:rPr>
-        <w:t>dung</w:t>
-      </w:r>
-      <w:r>
-        <w:rPr>
-          <w:b/>
-          <w:spacing w:val="-6"/>
-          <w:sz w:val="26"/>
-        </w:rPr>
-        <w:t xml:space="preserve"> </w:t>
-      </w:r>
-      <w:r>
-        <w:rPr>
-          <w:b/>
-          <w:sz w:val="26"/>
-        </w:rPr>
-        <w:t>đã</w:t>
-      </w:r>
-      <w:r>
-        <w:rPr>
-          <w:b/>
-          <w:spacing w:val="-5"/>
-          <w:sz w:val="26"/>
-        </w:rPr>
-        <w:t xml:space="preserve"> </w:t>
-      </w:r>
-      <w:r>
-        <w:rPr>
-          <w:b/>
-          <w:sz w:val="26"/>
-        </w:rPr>
-        <w:t>quy</w:t>
-      </w:r>
-      <w:r>
-        <w:rPr>
-          <w:b/>
-          <w:spacing w:val="-6"/>
-          <w:sz w:val="26"/>
-        </w:rPr>
-        <w:t xml:space="preserve"> </w:t>
-      </w:r>
-      <w:r>
-        <w:rPr>
-          <w:b/>
-          <w:sz w:val="26"/>
-        </w:rPr>
-        <w:t>định</w:t>
-      </w:r>
-      <w:r>
-        <w:rPr>
-          <w:b/>
-          <w:spacing w:val="-3"/>
-          <w:sz w:val="26"/>
-        </w:rPr>
-        <w:t xml:space="preserve"> </w:t>
-      </w:r>
-      <w:r>
-        <w:rPr>
-          <w:b/>
-          <w:sz w:val="26"/>
-        </w:rPr>
-        <w:t>tại</w:t>
-      </w:r>
-      <w:r>
-        <w:rPr>
-          <w:b/>
-          <w:spacing w:val="-6"/>
-          <w:sz w:val="26"/>
-        </w:rPr>
-        <w:t xml:space="preserve"> </w:t>
-      </w:r>
-      <w:r>
-        <w:rPr>
-          <w:b/>
-          <w:sz w:val="26"/>
-        </w:rPr>
-        <w:t>Giấy</w:t>
-      </w:r>
-      <w:r>
-        <w:rPr>
-          <w:b/>
-          <w:spacing w:val="-5"/>
-          <w:sz w:val="26"/>
-        </w:rPr>
-        <w:t xml:space="preserve"> </w:t>
-      </w:r>
-      <w:r>
-        <w:rPr>
-          <w:b/>
-          <w:sz w:val="26"/>
-        </w:rPr>
-        <w:t>chứng</w:t>
-      </w:r>
-      <w:r>
-        <w:rPr>
-          <w:b/>
-          <w:spacing w:val="-6"/>
-          <w:sz w:val="26"/>
-        </w:rPr>
-        <w:t xml:space="preserve"> </w:t>
-      </w:r>
-      <w:r>
-        <w:rPr>
-          <w:b/>
-          <w:sz w:val="26"/>
-        </w:rPr>
-        <w:t>nhận</w:t>
-      </w:r>
-      <w:r>
-        <w:rPr>
-          <w:b/>
-          <w:spacing w:val="-4"/>
-          <w:sz w:val="26"/>
-        </w:rPr>
-        <w:t xml:space="preserve"> </w:t>
-      </w:r>
-      <w:r>
-        <w:rPr>
-          <w:b/>
-          <w:sz w:val="26"/>
-        </w:rPr>
-        <w:t>đăng</w:t>
-      </w:r>
-      <w:r>
-        <w:rPr>
-          <w:b/>
-          <w:spacing w:val="-5"/>
-          <w:sz w:val="26"/>
-        </w:rPr>
-        <w:t xml:space="preserve"> </w:t>
-      </w:r>
-      <w:r>
-        <w:rPr>
-          <w:b/>
-          <w:sz w:val="26"/>
-        </w:rPr>
-        <w:t>ký</w:t>
-      </w:r>
-      <w:r>
-        <w:rPr>
-          <w:b/>
-          <w:spacing w:val="-4"/>
-          <w:sz w:val="26"/>
-        </w:rPr>
-        <w:t xml:space="preserve"> </w:t>
-      </w:r>
-      <w:r>
-        <w:rPr>
-          <w:b/>
-          <w:sz w:val="26"/>
-        </w:rPr>
-        <w:t>đầu</w:t>
-      </w:r>
-      <w:r>
-        <w:rPr>
-          <w:b/>
-          <w:spacing w:val="-5"/>
-          <w:sz w:val="26"/>
-        </w:rPr>
-        <w:t xml:space="preserve"> tư:</w:t>
+        <w:widowControl/>
+        <w:tabs>
+          <w:tab w:val="left" w:leader="dot" w:pos="9072"/>
+        </w:tabs>
+        <w:autoSpaceDE/>
+        <w:autoSpaceDN/>
+        <w:spacing w:before="80" w:after="80"/>
+        <w:ind w:firstLine="567"/>
+        <w:jc w:val="both"/>
+        <w:rPr>
+          <w:b/>
+          <w:i/>
+          <w:iCs/>
+          <w:sz w:val="26"/>
+          <w:szCs w:val="26"/>
+          <w:lang w:val="vi-VN"/>
+        </w:rPr>
+      </w:pPr>
+      <w:r>
+        <w:rPr>
+          <w:b/>
+          <w:i/>
+          <w:iCs/>
+          <w:sz w:val="26"/>
+          <w:szCs w:val="26"/>
+          <w:lang w:val="vi-VN"/>
+        </w:rPr>
+        <w:t>a) Nội dung điều chỉnh thứ nhất</w:t>
       </w:r>
     </w:p>
     <w:p>
       <w:pPr>
-        <w:pStyle w:val="BodyText"/>
-        <w:spacing w:before="268" w:line="360" w:lineRule="auto"/>
-        <w:ind w:left="23" w:right="275"/>
-      </w:pPr>
-      <w:r>
-        <w:t>“7.</w:t>
-      </w:r>
-      <w:r>
-        <w:rPr>
-          <w:spacing w:val="-4"/>
-        </w:rPr>
-        <w:t xml:space="preserve"> </w:t>
-      </w:r>
-      <w:r>
-        <w:t>Thời</w:t>
-      </w:r>
-      <w:r>
-        <w:rPr>
-          <w:spacing w:val="-4"/>
-        </w:rPr>
-        <w:t xml:space="preserve"> </w:t>
-      </w:r>
-      <w:r>
-        <w:t>hạn</w:t>
-      </w:r>
-      <w:r>
-        <w:rPr>
-          <w:spacing w:val="-4"/>
-        </w:rPr>
-        <w:t xml:space="preserve"> </w:t>
-      </w:r>
-      <w:r>
-        <w:t>hoạt</w:t>
-      </w:r>
-      <w:r>
-        <w:rPr>
-          <w:spacing w:val="-1"/>
-        </w:rPr>
-        <w:t xml:space="preserve"> </w:t>
-      </w:r>
-      <w:r>
-        <w:t>động</w:t>
-      </w:r>
-      <w:r>
-        <w:rPr>
-          <w:spacing w:val="-2"/>
-        </w:rPr>
-        <w:t xml:space="preserve"> </w:t>
-      </w:r>
-      <w:r>
-        <w:t>của</w:t>
-      </w:r>
-      <w:r>
-        <w:rPr>
-          <w:spacing w:val="-4"/>
-        </w:rPr>
-        <w:t xml:space="preserve"> </w:t>
-      </w:r>
-      <w:r>
-        <w:t>dự</w:t>
-      </w:r>
-      <w:r>
-        <w:rPr>
-          <w:spacing w:val="-3"/>
-        </w:rPr>
-        <w:t xml:space="preserve"> </w:t>
-      </w:r>
-      <w:r>
-        <w:t>án:</w:t>
-      </w:r>
-      <w:r>
-        <w:rPr>
-          <w:spacing w:val="-4"/>
-        </w:rPr>
-        <w:t xml:space="preserve"> </w:t>
-      </w:r>
-      <w:r>
-        <w:t>35</w:t>
-      </w:r>
-      <w:r>
-        <w:rPr>
-          <w:spacing w:val="-2"/>
-        </w:rPr>
-        <w:t xml:space="preserve"> </w:t>
-      </w:r>
-      <w:r>
-        <w:t>năm,</w:t>
-      </w:r>
-      <w:r>
-        <w:rPr>
-          <w:spacing w:val="-4"/>
-        </w:rPr>
-        <w:t xml:space="preserve"> </w:t>
-      </w:r>
-      <w:r>
-        <w:t>kể</w:t>
-      </w:r>
-      <w:r>
-        <w:rPr>
-          <w:spacing w:val="-1"/>
-        </w:rPr>
-        <w:t xml:space="preserve"> </w:t>
-      </w:r>
-      <w:r>
-        <w:t>từ</w:t>
-      </w:r>
-      <w:r>
-        <w:rPr>
-          <w:spacing w:val="-3"/>
-        </w:rPr>
-        <w:t xml:space="preserve"> </w:t>
-      </w:r>
-      <w:r>
-        <w:t>ngày</w:t>
-      </w:r>
-      <w:r>
-        <w:rPr>
-          <w:spacing w:val="-4"/>
-        </w:rPr>
-        <w:t xml:space="preserve"> </w:t>
-      </w:r>
-      <w:r>
-        <w:t>được</w:t>
-      </w:r>
-      <w:r>
-        <w:rPr>
-          <w:spacing w:val="-4"/>
-        </w:rPr>
-        <w:t xml:space="preserve"> </w:t>
-      </w:r>
-      <w:r>
-        <w:t>cấp</w:t>
-      </w:r>
-      <w:r>
-        <w:rPr>
-          <w:spacing w:val="-2"/>
-        </w:rPr>
-        <w:t xml:space="preserve"> </w:t>
-      </w:r>
-      <w:r>
-        <w:t>Giấy</w:t>
-      </w:r>
-      <w:r>
-        <w:rPr>
-          <w:spacing w:val="-1"/>
-        </w:rPr>
-        <w:t xml:space="preserve"> </w:t>
-      </w:r>
-      <w:r>
-        <w:t>chứng</w:t>
-      </w:r>
-      <w:r>
-        <w:rPr>
-          <w:spacing w:val="-4"/>
-        </w:rPr>
-        <w:t xml:space="preserve"> </w:t>
-      </w:r>
-      <w:r>
-        <w:t>nhận đăng ký đầu tư (</w:t>
-      </w:r>
-      <w:r>
-        <w:t>Thời gian thuê xưởng đến ngày 17 tháng 8 năm 2026</w:t>
-      </w:r>
-      <w:r>
-        <w:t>).</w:t>
+        <w:widowControl/>
+        <w:tabs>
+          <w:tab w:val="left" w:leader="dot" w:pos="9072"/>
+        </w:tabs>
+        <w:autoSpaceDE/>
+        <w:autoSpaceDN/>
+        <w:spacing w:before="80" w:after="80"/>
+        <w:ind w:firstLine="567"/>
+        <w:jc w:val="both"/>
+        <w:rPr>
+          <w:sz w:val="26"/>
+          <w:szCs w:val="26"/>
+          <w:lang w:val="vi-VN"/>
+        </w:rPr>
+      </w:pPr>
+      <w:r>
+        <w:rPr>
+          <w:sz w:val="26"/>
+          <w:szCs w:val="26"/>
+          <w:lang w:val="vi-VN"/>
+        </w:rPr>
+        <w:t xml:space="preserve">- Nội dung đã quy định tại Giấy chứng nhận đăng ký đầu tư: </w:t>
       </w:r>
     </w:p>
     <w:p>
       <w:pPr>
-        <w:spacing w:before="121"/>
-        <w:ind w:left="23"/>
-        <w:rPr>
-          <w:b/>
-          <w:sz w:val="26"/>
-        </w:rPr>
-      </w:pPr>
-      <w:r>
-        <w:rPr>
-          <w:b/>
-          <w:sz w:val="26"/>
-        </w:rPr>
-        <w:t>Nay</w:t>
-      </w:r>
-      <w:r>
-        <w:rPr>
-          <w:b/>
-          <w:spacing w:val="-5"/>
-          <w:sz w:val="26"/>
-        </w:rPr>
-        <w:t xml:space="preserve"> </w:t>
-      </w:r>
-      <w:r>
-        <w:rPr>
-          <w:b/>
-          <w:sz w:val="26"/>
-        </w:rPr>
-        <w:t>đăng</w:t>
-      </w:r>
-      <w:r>
-        <w:rPr>
-          <w:b/>
-          <w:spacing w:val="-5"/>
-          <w:sz w:val="26"/>
-        </w:rPr>
-        <w:t xml:space="preserve"> </w:t>
-      </w:r>
-      <w:r>
-        <w:rPr>
-          <w:b/>
-          <w:sz w:val="26"/>
-        </w:rPr>
-        <w:t>ký</w:t>
-      </w:r>
-      <w:r>
-        <w:rPr>
-          <w:b/>
-          <w:spacing w:val="-5"/>
-          <w:sz w:val="26"/>
-        </w:rPr>
-        <w:t xml:space="preserve"> </w:t>
-      </w:r>
-      <w:r>
-        <w:rPr>
-          <w:b/>
-          <w:sz w:val="26"/>
-        </w:rPr>
-        <w:t>sửa</w:t>
-      </w:r>
-      <w:r>
-        <w:rPr>
-          <w:b/>
-          <w:spacing w:val="-2"/>
-          <w:sz w:val="26"/>
-        </w:rPr>
-        <w:t xml:space="preserve"> </w:t>
-      </w:r>
-      <w:r>
-        <w:rPr>
-          <w:b/>
-          <w:sz w:val="26"/>
-        </w:rPr>
-        <w:t>lại</w:t>
-      </w:r>
-      <w:r>
-        <w:rPr>
-          <w:b/>
-          <w:spacing w:val="-5"/>
-          <w:sz w:val="26"/>
-        </w:rPr>
-        <w:t xml:space="preserve"> </w:t>
-      </w:r>
-      <w:r>
-        <w:rPr>
-          <w:b/>
-          <w:spacing w:val="-2"/>
-          <w:sz w:val="26"/>
-        </w:rPr>
-        <w:t>thành:</w:t>
+        <w:keepNext/>
+        <w:widowControl/>
+        <w:autoSpaceDE/>
+        <w:autoSpaceDN/>
+        <w:spacing w:after="80"/>
+        <w:ind w:left="720"/>
+        <w:rPr>
+          <w:sz w:val="24"/>
+          <w:lang w:val="en-US"/>
+        </w:rPr>
+      </w:pPr>
+      <w:r>
+        <w:rPr>
+          <w:b/>
+          <w:sz w:val="26"/>
+          <w:lang w:val="en-US"/>
+        </w:rPr>
+        <w:t>2. Mục tiêu dự án:</w:t>
       </w:r>
     </w:p>
     <w:p>
       <w:pPr>
-        <w:pStyle w:val="BodyText"/>
+        <w:widowControl/>
+        <w:numPr>
+          <w:ilvl w:val="0"/>
+          <w:numId w:val="3"/>
+        </w:numPr>
+        <w:tabs>
+          <w:tab w:val="num" w:pos="1140"/>
+        </w:tabs>
+        <w:autoSpaceDE/>
+        <w:autoSpaceDN/>
+        <w:spacing w:before="120" w:after="60" w:line="276" w:lineRule="auto"/>
+        <w:ind w:left="1140"/>
+        <w:jc w:val="both"/>
+        <w:rPr>
+          <w:sz w:val="24"/>
+          <w:lang w:val="en-US"/>
+        </w:rPr>
+      </w:pPr>
+      <w:r>
+        <w:rPr>
+          <w:sz w:val="24"/>
+          <w:lang w:val="en-US"/>
+        </w:rPr>
+        <w:t>Hoạt động sản xuất: Chế biến các loại hạt.</w:t>
+      </w:r>
+    </w:p>
+    <w:p>
+      <w:pPr>
+        <w:widowControl/>
+        <w:numPr>
+          <w:ilvl w:val="0"/>
+          <w:numId w:val="3"/>
+        </w:numPr>
+        <w:tabs>
+          <w:tab w:val="num" w:pos="1140"/>
+        </w:tabs>
+        <w:autoSpaceDE/>
+        <w:autoSpaceDN/>
+        <w:spacing w:before="120" w:after="160" w:line="276" w:lineRule="auto"/>
+        <w:ind w:left="1140"/>
+        <w:jc w:val="both"/>
+        <w:rPr>
+          <w:sz w:val="24"/>
+          <w:lang w:val="en-US"/>
+        </w:rPr>
+      </w:pPr>
+      <w:r>
+        <w:rPr>
+          <w:sz w:val="24"/>
+          <w:lang w:val="en-US"/>
+        </w:rPr>
+        <w:t>Hoạt động thương mại: Thực hiện quyền xuất khẩu, nhập khẩu, quyền phân phối bán buôn (không lập cơ sở bán buôn) các loại hàng hóa không thuộc loại hàng hóa, cấm xuất khẩu, nhập khẩu và danh mục hàng hóa không được phân phối theo quy định của pháp luật Việt Nam hoặc không thuộc diện hạn chế theo cam kết quốc tế mà Việt Nam là thành viên.</w:t>
+      </w:r>
+    </w:p>
+    <w:p>
+      <w:pPr>
+        <w:widowControl/>
+        <w:autoSpaceDE/>
+        <w:autoSpaceDN/>
+        <w:spacing w:after="160" w:line="276" w:lineRule="auto"/>
+        <w:ind w:left="1140"/>
+        <w:rPr>
+          <w:sz w:val="24"/>
+          <w:lang w:val="en-US"/>
+        </w:rPr>
+      </w:pPr>
+    </w:p>
+    <w:tbl>
+      <w:tblPr>
+        <w:tblW w:w="0" w:type="auto"/>
+        <w:tblInd w:w="720" w:type="dxa"/>
+        <w:tblBorders>
+          <w:top w:val="single" w:sz="8" w:space="0" w:color="000000"/>
+          <w:left w:val="single" w:sz="8" w:space="0" w:color="000000"/>
+          <w:bottom w:val="single" w:sz="8" w:space="0" w:color="000000"/>
+          <w:right w:val="single" w:sz="8" w:space="0" w:color="000000"/>
+          <w:insideH w:val="single" w:sz="8" w:space="0" w:color="000000"/>
+          <w:insideV w:val="single" w:sz="8" w:space="0" w:color="000000"/>
+        </w:tblBorders>
+        <w:tblLook w:val="04A0" w:firstRow="1" w:lastRow="0" w:firstColumn="1" w:lastColumn="0" w:noHBand="0" w:noVBand="1"/>
+      </w:tblPr>
+      <w:tblGrid>
+        <w:gridCol w:w="645"/>
+        <w:gridCol w:w="5010"/>
+        <w:gridCol w:w="1248"/>
+        <w:gridCol w:w="905"/>
+        <w:gridCol w:w="900"/>
+      </w:tblGrid>
+      <w:tr>
+        <w:tc>
+          <w:tcPr>
+            <w:tcW w:w="0" w:type="auto"/>
+            <w:tcMar>
+              <w:top w:w="90" w:type="dxa"/>
+              <w:left w:w="105" w:type="dxa"/>
+              <w:bottom w:w="90" w:type="dxa"/>
+              <w:right w:w="105" w:type="dxa"/>
+            </w:tcMar>
+            <w:vAlign w:val="center"/>
+          </w:tcPr>
+          <w:p>
+            <w:pPr>
+              <w:widowControl/>
+              <w:autoSpaceDE/>
+              <w:autoSpaceDN/>
+              <w:spacing w:line="276" w:lineRule="auto"/>
+              <w:jc w:val="center"/>
+              <w:rPr>
+                <w:sz w:val="24"/>
+                <w:szCs w:val="24"/>
+                <w:lang w:val="en-US"/>
+              </w:rPr>
+            </w:pPr>
+            <w:r>
+              <w:rPr>
+                <w:b/>
+                <w:sz w:val="23"/>
+                <w:lang w:val="en-US"/>
+              </w:rPr>
+              <w:t>STT</w:t>
+            </w:r>
+          </w:p>
+        </w:tc>
+        <w:tc>
+          <w:tcPr>
+            <w:tcW w:w="0" w:type="auto"/>
+            <w:tcMar>
+              <w:top w:w="90" w:type="dxa"/>
+              <w:left w:w="105" w:type="dxa"/>
+              <w:bottom w:w="90" w:type="dxa"/>
+              <w:right w:w="105" w:type="dxa"/>
+            </w:tcMar>
+            <w:vAlign w:val="center"/>
+          </w:tcPr>
+          <w:p>
+            <w:pPr>
+              <w:widowControl/>
+              <w:autoSpaceDE/>
+              <w:autoSpaceDN/>
+              <w:spacing w:line="276" w:lineRule="auto"/>
+              <w:jc w:val="center"/>
+              <w:rPr>
+                <w:sz w:val="24"/>
+                <w:szCs w:val="24"/>
+                <w:lang w:val="en-US"/>
+              </w:rPr>
+            </w:pPr>
+            <w:r>
+              <w:rPr>
+                <w:b/>
+                <w:sz w:val="23"/>
+                <w:lang w:val="en-US"/>
+              </w:rPr>
+              <w:t>Mục tiêu hoạt động</w:t>
+            </w:r>
+          </w:p>
+        </w:tc>
+        <w:tc>
+          <w:tcPr>
+            <w:tcW w:w="0" w:type="auto"/>
+            <w:tcMar>
+              <w:top w:w="90" w:type="dxa"/>
+              <w:left w:w="105" w:type="dxa"/>
+              <w:bottom w:w="90" w:type="dxa"/>
+              <w:right w:w="105" w:type="dxa"/>
+            </w:tcMar>
+            <w:vAlign w:val="center"/>
+          </w:tcPr>
+          <w:p>
+            <w:pPr>
+              <w:widowControl/>
+              <w:autoSpaceDE/>
+              <w:autoSpaceDN/>
+              <w:spacing w:line="276" w:lineRule="auto"/>
+              <w:jc w:val="center"/>
+              <w:rPr>
+                <w:sz w:val="24"/>
+                <w:szCs w:val="24"/>
+                <w:lang w:val="en-US"/>
+              </w:rPr>
+            </w:pPr>
+            <w:r>
+              <w:rPr>
+                <w:b/>
+                <w:sz w:val="23"/>
+                <w:lang w:val="en-US"/>
+              </w:rPr>
+              <w:t>Tên ngành</w:t>
+            </w:r>
+          </w:p>
+        </w:tc>
+        <w:tc>
+          <w:tcPr>
+            <w:tcW w:w="0" w:type="auto"/>
+            <w:tcMar>
+              <w:top w:w="90" w:type="dxa"/>
+              <w:left w:w="105" w:type="dxa"/>
+              <w:bottom w:w="90" w:type="dxa"/>
+              <w:right w:w="105" w:type="dxa"/>
+            </w:tcMar>
+            <w:vAlign w:val="center"/>
+          </w:tcPr>
+          <w:p>
+            <w:pPr>
+              <w:widowControl/>
+              <w:autoSpaceDE/>
+              <w:autoSpaceDN/>
+              <w:spacing w:line="276" w:lineRule="auto"/>
+              <w:jc w:val="center"/>
+              <w:rPr>
+                <w:sz w:val="24"/>
+                <w:szCs w:val="24"/>
+                <w:lang w:val="en-US"/>
+              </w:rPr>
+            </w:pPr>
+            <w:r>
+              <w:rPr>
+                <w:b/>
+                <w:sz w:val="23"/>
+                <w:lang w:val="en-US"/>
+              </w:rPr>
+              <w:t>Mã ngành</w:t>
+            </w:r>
+            <w:r>
+              <w:rPr>
+                <w:b/>
+                <w:sz w:val="23"/>
+                <w:lang w:val="en-US"/>
+              </w:rPr>
+              <w:br/>
+              <w:t>theo VSIC</w:t>
+            </w:r>
+          </w:p>
+        </w:tc>
+        <w:tc>
+          <w:tcPr>
+            <w:tcW w:w="0" w:type="auto"/>
+            <w:tcMar>
+              <w:top w:w="90" w:type="dxa"/>
+              <w:left w:w="105" w:type="dxa"/>
+              <w:bottom w:w="90" w:type="dxa"/>
+              <w:right w:w="105" w:type="dxa"/>
+            </w:tcMar>
+            <w:vAlign w:val="center"/>
+          </w:tcPr>
+          <w:p>
+            <w:pPr>
+              <w:widowControl/>
+              <w:autoSpaceDE/>
+              <w:autoSpaceDN/>
+              <w:spacing w:line="276" w:lineRule="auto"/>
+              <w:jc w:val="center"/>
+              <w:rPr>
+                <w:sz w:val="24"/>
+                <w:szCs w:val="24"/>
+                <w:lang w:val="en-US"/>
+              </w:rPr>
+            </w:pPr>
+            <w:r>
+              <w:rPr>
+                <w:b/>
+                <w:sz w:val="23"/>
+                <w:lang w:val="en-US"/>
+              </w:rPr>
+              <w:t>Mã ngành</w:t>
+            </w:r>
+            <w:r>
+              <w:rPr>
+                <w:b/>
+                <w:sz w:val="23"/>
+                <w:lang w:val="en-US"/>
+              </w:rPr>
+              <w:br/>
+              <w:t>CPC</w:t>
+            </w:r>
+          </w:p>
+        </w:tc>
+      </w:tr>
+      <w:tr>
+        <w:tc>
+          <w:tcPr>
+            <w:tcW w:w="0" w:type="auto"/>
+            <w:tcMar>
+              <w:top w:w="90" w:type="dxa"/>
+              <w:left w:w="105" w:type="dxa"/>
+              <w:bottom w:w="90" w:type="dxa"/>
+              <w:right w:w="105" w:type="dxa"/>
+            </w:tcMar>
+          </w:tcPr>
+          <w:p>
+            <w:pPr>
+              <w:widowControl/>
+              <w:autoSpaceDE/>
+              <w:autoSpaceDN/>
+              <w:spacing w:line="276" w:lineRule="auto"/>
+              <w:jc w:val="center"/>
+              <w:rPr>
+                <w:sz w:val="24"/>
+                <w:szCs w:val="24"/>
+                <w:lang w:val="en-US"/>
+              </w:rPr>
+            </w:pPr>
+            <w:r>
+              <w:rPr>
+                <w:sz w:val="23"/>
+                <w:lang w:val="en-US"/>
+              </w:rPr>
+              <w:t>1</w:t>
+            </w:r>
+          </w:p>
+        </w:tc>
+        <w:tc>
+          <w:tcPr>
+            <w:tcW w:w="0" w:type="auto"/>
+            <w:tcMar>
+              <w:top w:w="90" w:type="dxa"/>
+              <w:left w:w="105" w:type="dxa"/>
+              <w:bottom w:w="90" w:type="dxa"/>
+              <w:right w:w="105" w:type="dxa"/>
+            </w:tcMar>
+          </w:tcPr>
+          <w:p>
+            <w:pPr>
+              <w:widowControl/>
+              <w:autoSpaceDE/>
+              <w:autoSpaceDN/>
+              <w:spacing w:line="276" w:lineRule="auto"/>
+              <w:rPr>
+                <w:sz w:val="24"/>
+                <w:szCs w:val="24"/>
+                <w:lang w:val="en-US"/>
+              </w:rPr>
+            </w:pPr>
+            <w:r>
+              <w:rPr>
+                <w:sz w:val="23"/>
+                <w:lang w:val="en-US"/>
+              </w:rPr>
+              <w:t>Chế biến các loại hạt.</w:t>
+            </w:r>
+          </w:p>
+        </w:tc>
+        <w:tc>
+          <w:tcPr>
+            <w:tcW w:w="0" w:type="auto"/>
+            <w:tcMar>
+              <w:top w:w="90" w:type="dxa"/>
+              <w:left w:w="105" w:type="dxa"/>
+              <w:bottom w:w="90" w:type="dxa"/>
+              <w:right w:w="105" w:type="dxa"/>
+            </w:tcMar>
+          </w:tcPr>
+          <w:p>
+            <w:pPr>
+              <w:widowControl/>
+              <w:autoSpaceDE/>
+              <w:autoSpaceDN/>
+              <w:spacing w:line="276" w:lineRule="auto"/>
+              <w:rPr>
+                <w:sz w:val="24"/>
+                <w:szCs w:val="24"/>
+                <w:lang w:val="en-US"/>
+              </w:rPr>
+            </w:pPr>
+            <w:r>
+              <w:rPr>
+                <w:sz w:val="23"/>
+                <w:lang w:val="en-US"/>
+              </w:rPr>
+              <w:t>Chế biến và bảo quản rau quả.</w:t>
+            </w:r>
+          </w:p>
+        </w:tc>
+        <w:tc>
+          <w:tcPr>
+            <w:tcW w:w="0" w:type="auto"/>
+            <w:tcMar>
+              <w:top w:w="90" w:type="dxa"/>
+              <w:left w:w="105" w:type="dxa"/>
+              <w:bottom w:w="90" w:type="dxa"/>
+              <w:right w:w="105" w:type="dxa"/>
+            </w:tcMar>
+          </w:tcPr>
+          <w:p>
+            <w:pPr>
+              <w:widowControl/>
+              <w:autoSpaceDE/>
+              <w:autoSpaceDN/>
+              <w:spacing w:line="276" w:lineRule="auto"/>
+              <w:jc w:val="center"/>
+              <w:rPr>
+                <w:sz w:val="24"/>
+                <w:szCs w:val="24"/>
+                <w:lang w:val="en-US"/>
+              </w:rPr>
+            </w:pPr>
+            <w:r>
+              <w:rPr>
+                <w:sz w:val="23"/>
+                <w:lang w:val="en-US"/>
+              </w:rPr>
+              <w:t>1030</w:t>
+            </w:r>
+          </w:p>
+        </w:tc>
+        <w:tc>
+          <w:tcPr>
+            <w:tcW w:w="0" w:type="auto"/>
+            <w:tcMar>
+              <w:top w:w="90" w:type="dxa"/>
+              <w:left w:w="105" w:type="dxa"/>
+              <w:bottom w:w="90" w:type="dxa"/>
+              <w:right w:w="105" w:type="dxa"/>
+            </w:tcMar>
+          </w:tcPr>
+          <w:p>
+            <w:pPr>
+              <w:widowControl/>
+              <w:autoSpaceDE/>
+              <w:autoSpaceDN/>
+              <w:spacing w:line="276" w:lineRule="auto"/>
+              <w:jc w:val="center"/>
+              <w:rPr>
+                <w:sz w:val="24"/>
+                <w:szCs w:val="24"/>
+                <w:lang w:val="en-US"/>
+              </w:rPr>
+            </w:pPr>
+          </w:p>
+        </w:tc>
+      </w:tr>
+      <w:tr>
+        <w:tc>
+          <w:tcPr>
+            <w:tcW w:w="0" w:type="auto"/>
+            <w:tcMar>
+              <w:top w:w="90" w:type="dxa"/>
+              <w:left w:w="105" w:type="dxa"/>
+              <w:bottom w:w="90" w:type="dxa"/>
+              <w:right w:w="105" w:type="dxa"/>
+            </w:tcMar>
+          </w:tcPr>
+          <w:p>
+            <w:pPr>
+              <w:widowControl/>
+              <w:autoSpaceDE/>
+              <w:autoSpaceDN/>
+              <w:spacing w:line="276" w:lineRule="auto"/>
+              <w:jc w:val="center"/>
+              <w:rPr>
+                <w:sz w:val="24"/>
+                <w:szCs w:val="24"/>
+                <w:lang w:val="en-US"/>
+              </w:rPr>
+            </w:pPr>
+            <w:r>
+              <w:rPr>
+                <w:sz w:val="23"/>
+                <w:lang w:val="en-US"/>
+              </w:rPr>
+              <w:t>2</w:t>
+            </w:r>
+          </w:p>
+        </w:tc>
+        <w:tc>
+          <w:tcPr>
+            <w:tcW w:w="0" w:type="auto"/>
+            <w:tcMar>
+              <w:top w:w="90" w:type="dxa"/>
+              <w:left w:w="105" w:type="dxa"/>
+              <w:bottom w:w="90" w:type="dxa"/>
+              <w:right w:w="105" w:type="dxa"/>
+            </w:tcMar>
+          </w:tcPr>
+          <w:p>
+            <w:pPr>
+              <w:widowControl/>
+              <w:autoSpaceDE/>
+              <w:autoSpaceDN/>
+              <w:spacing w:after="140" w:line="276" w:lineRule="auto"/>
+              <w:rPr>
+                <w:sz w:val="24"/>
+                <w:szCs w:val="24"/>
+                <w:lang w:val="en-US"/>
+              </w:rPr>
+            </w:pPr>
+            <w:r>
+              <w:rPr>
+                <w:sz w:val="23"/>
+                <w:lang w:val="en-US"/>
+              </w:rPr>
+              <w:t>Thực hiện quyền xuất khẩu, nhập khẩu;</w:t>
+            </w:r>
+          </w:p>
+          <w:p>
+            <w:pPr>
+              <w:widowControl/>
+              <w:autoSpaceDE/>
+              <w:autoSpaceDN/>
+              <w:spacing w:after="140" w:line="276" w:lineRule="auto"/>
+              <w:rPr>
+                <w:sz w:val="24"/>
+                <w:szCs w:val="24"/>
+                <w:lang w:val="en-US"/>
+              </w:rPr>
+            </w:pPr>
+            <w:r>
+              <w:rPr>
+                <w:sz w:val="23"/>
+                <w:lang w:val="en-US"/>
+              </w:rPr>
+              <w:t>Thực hiện quyền phân phối bán buôn (không lập cơ sở bán buôn):</w:t>
+            </w:r>
+          </w:p>
+          <w:p>
+            <w:pPr>
+              <w:widowControl/>
+              <w:autoSpaceDE/>
+              <w:autoSpaceDN/>
+              <w:spacing w:line="276" w:lineRule="auto"/>
+              <w:rPr>
+                <w:sz w:val="24"/>
+                <w:szCs w:val="24"/>
+                <w:lang w:val="en-US"/>
+              </w:rPr>
+            </w:pPr>
+            <w:r>
+              <w:rPr>
+                <w:sz w:val="23"/>
+                <w:lang w:val="en-US"/>
+              </w:rPr>
+              <w:t xml:space="preserve">Các loại hàng hóa không thuộc loại hàng hóa, cấm </w:t>
+            </w:r>
+            <w:r>
+              <w:rPr>
+                <w:sz w:val="23"/>
+                <w:lang w:val="en-US"/>
+              </w:rPr>
+              <w:lastRenderedPageBreak/>
+              <w:t>xuất khẩu, nhập khẩu và danh mục hàng hóa không được phân phối theo quy định của pháp luật Việt Nam hoặc không thuộc diện hạn chế theo cam kết quốc tế mà Việt Nam là thành viên.</w:t>
+            </w:r>
+          </w:p>
+        </w:tc>
+        <w:tc>
+          <w:tcPr>
+            <w:tcW w:w="0" w:type="auto"/>
+            <w:tcMar>
+              <w:top w:w="90" w:type="dxa"/>
+              <w:left w:w="105" w:type="dxa"/>
+              <w:bottom w:w="90" w:type="dxa"/>
+              <w:right w:w="105" w:type="dxa"/>
+            </w:tcMar>
+          </w:tcPr>
+          <w:p>
+            <w:pPr>
+              <w:widowControl/>
+              <w:autoSpaceDE/>
+              <w:autoSpaceDN/>
+              <w:spacing w:after="200" w:line="276" w:lineRule="auto"/>
+              <w:rPr>
+                <w:sz w:val="24"/>
+                <w:szCs w:val="24"/>
+                <w:lang w:val="en-US"/>
+              </w:rPr>
+            </w:pPr>
+            <w:r>
+              <w:rPr>
+                <w:sz w:val="23"/>
+                <w:lang w:val="en-US"/>
+              </w:rPr>
+              <w:lastRenderedPageBreak/>
+              <w:t>Bán buôn tổng hợp.</w:t>
+            </w:r>
+          </w:p>
+          <w:p>
+            <w:pPr>
+              <w:widowControl/>
+              <w:autoSpaceDE/>
+              <w:autoSpaceDN/>
+              <w:spacing w:line="276" w:lineRule="auto"/>
+              <w:rPr>
+                <w:sz w:val="24"/>
+                <w:szCs w:val="24"/>
+                <w:lang w:val="en-US"/>
+              </w:rPr>
+            </w:pPr>
+            <w:r>
+              <w:rPr>
+                <w:sz w:val="23"/>
+                <w:lang w:val="en-US"/>
+              </w:rPr>
+              <w:t>Dịch vụ bán buôn.</w:t>
+            </w:r>
+          </w:p>
+        </w:tc>
+        <w:tc>
+          <w:tcPr>
+            <w:tcW w:w="0" w:type="auto"/>
+            <w:tcMar>
+              <w:top w:w="90" w:type="dxa"/>
+              <w:left w:w="105" w:type="dxa"/>
+              <w:bottom w:w="90" w:type="dxa"/>
+              <w:right w:w="105" w:type="dxa"/>
+            </w:tcMar>
+          </w:tcPr>
+          <w:p>
+            <w:pPr>
+              <w:widowControl/>
+              <w:autoSpaceDE/>
+              <w:autoSpaceDN/>
+              <w:spacing w:line="276" w:lineRule="auto"/>
+              <w:jc w:val="center"/>
+              <w:rPr>
+                <w:sz w:val="24"/>
+                <w:szCs w:val="24"/>
+                <w:lang w:val="en-US"/>
+              </w:rPr>
+            </w:pPr>
+            <w:r>
+              <w:rPr>
+                <w:sz w:val="23"/>
+                <w:lang w:val="en-US"/>
+              </w:rPr>
+              <w:t>4690</w:t>
+            </w:r>
+          </w:p>
+        </w:tc>
+        <w:tc>
+          <w:tcPr>
+            <w:tcW w:w="0" w:type="auto"/>
+            <w:tcMar>
+              <w:top w:w="90" w:type="dxa"/>
+              <w:left w:w="105" w:type="dxa"/>
+              <w:bottom w:w="90" w:type="dxa"/>
+              <w:right w:w="105" w:type="dxa"/>
+            </w:tcMar>
+          </w:tcPr>
+          <w:p>
+            <w:pPr>
+              <w:widowControl/>
+              <w:autoSpaceDE/>
+              <w:autoSpaceDN/>
+              <w:spacing w:before="860" w:line="276" w:lineRule="auto"/>
+              <w:jc w:val="center"/>
+              <w:rPr>
+                <w:sz w:val="24"/>
+                <w:szCs w:val="24"/>
+                <w:lang w:val="en-US"/>
+              </w:rPr>
+            </w:pPr>
+            <w:r>
+              <w:rPr>
+                <w:sz w:val="23"/>
+                <w:lang w:val="en-US"/>
+              </w:rPr>
+              <w:t>622</w:t>
+            </w:r>
+          </w:p>
+        </w:tc>
+      </w:tr>
+    </w:tbl>
+    <w:p>
+      <w:pPr>
+        <w:widowControl/>
+        <w:autoSpaceDE/>
+        <w:autoSpaceDN/>
+        <w:spacing w:line="288" w:lineRule="auto"/>
+        <w:rPr>
+          <w:sz w:val="24"/>
+          <w:lang w:val="en-US"/>
+        </w:rPr>
+      </w:pPr>
+    </w:p>
+    <w:p>
+      <w:pPr>
+        <w:widowControl/>
+        <w:tabs>
+          <w:tab w:val="left" w:leader="dot" w:pos="9072"/>
+        </w:tabs>
+        <w:autoSpaceDE/>
+        <w:autoSpaceDN/>
+        <w:spacing w:before="80" w:after="80"/>
+        <w:ind w:firstLine="567"/>
+        <w:jc w:val="both"/>
+        <w:rPr>
+          <w:i/>
+          <w:iCs/>
+          <w:sz w:val="26"/>
+          <w:szCs w:val="26"/>
+          <w:lang w:val="en-US"/>
+        </w:rPr>
+      </w:pPr>
+      <w:r>
+        <w:rPr>
+          <w:i/>
+          <w:iCs/>
+          <w:sz w:val="26"/>
+          <w:szCs w:val="26"/>
+          <w:lang w:val="en-US"/>
+        </w:rPr>
+        <w:t>Đối với các hàng hóa thuộc diện quản lý chuyên ngành, kinh doanh có điều kiện, doanh nghiệp chỉ được thực hiện quyền xuất khẩu, quyền nhập khẩu, quyền phân phối sau khi được cơ quan quản lý chuyên ngành cấp giấy phép kinh doanh, giấy tờ có giá trị tương đương và/ hoặc đủ điều kiện kinh doanh theo quy định pháp luật. Đối với các trường hợp phải cấp Giấy phép kinh doanh để thực hiện hoạt động mua bán hàng hóa và các hoạt động liên quan trực tiếp đến hoạt động mua bán hàng hóa theo quy định tại khoản 1 Điều 5 Nghị định số 09/2018/NĐ-CP ngày 15 tháng 01 năm 2018 của Chính phủ về việc chi tiết Luật Thương mại và Luật Quản lý ngoại thương về hoạt động mua bán hàng hóa và các hoạt động liên quan trực tiếp đến mua bán hàng hóa của nhà đầu tư nước ngoài, tổ chức kinh tế có vốn đầu tư nước ngoài tại Việt Nam, tổ chức kinh tế thực hiện dự án đầu tư có trách nhiệm liên hệ Sở Công Thương để thực hiện thủ tục cấp Giấy phép kinh doanh, Giấy phép lập cơ sở bán lẻ (nếu có) theo đúng quy định.</w:t>
+      </w:r>
+    </w:p>
+    <w:p>
+      <w:pPr>
+        <w:widowControl/>
+        <w:tabs>
+          <w:tab w:val="left" w:leader="dot" w:pos="9072"/>
+        </w:tabs>
+        <w:autoSpaceDE/>
+        <w:autoSpaceDN/>
+        <w:spacing w:before="80" w:after="80"/>
+        <w:ind w:firstLine="567"/>
+        <w:jc w:val="both"/>
+        <w:rPr>
+          <w:sz w:val="26"/>
+          <w:szCs w:val="26"/>
+          <w:lang w:val="en-US"/>
+        </w:rPr>
+      </w:pPr>
+      <w:r>
+        <w:rPr>
+          <w:sz w:val="26"/>
+          <w:szCs w:val="26"/>
+          <w:lang w:val="en-US"/>
+        </w:rPr>
+        <w:t xml:space="preserve">- Nay đăng ký sửa thành: </w:t>
+      </w:r>
+    </w:p>
+    <w:p>
+      <w:pPr>
+        <w:keepNext/>
+        <w:widowControl/>
+        <w:autoSpaceDE/>
+        <w:autoSpaceDN/>
+        <w:spacing w:before="120" w:after="100"/>
+        <w:ind w:firstLine="720"/>
+        <w:jc w:val="both"/>
+        <w:rPr>
+          <w:sz w:val="24"/>
+          <w:szCs w:val="24"/>
+          <w:lang w:val="en-US"/>
+        </w:rPr>
+      </w:pPr>
+      <w:r>
+        <w:rPr>
+          <w:b/>
+          <w:sz w:val="26"/>
+          <w:szCs w:val="24"/>
+          <w:lang w:val="en-US"/>
+        </w:rPr>
+        <w:t>2. Mục tiêu dự án:</w:t>
+      </w:r>
+    </w:p>
+    <w:p>
+      <w:pPr>
+        <w:keepNext/>
+        <w:widowControl/>
+        <w:autoSpaceDE/>
+        <w:autoSpaceDN/>
+        <w:spacing w:before="120" w:after="100"/>
+        <w:jc w:val="both"/>
+        <w:rPr>
+          <w:sz w:val="24"/>
+          <w:szCs w:val="24"/>
+          <w:lang w:val="en-US"/>
+        </w:rPr>
+      </w:pPr>
+    </w:p>
+    <w:tbl>
+      <w:tblPr>
+        <w:tblW w:w="10035" w:type="dxa"/>
+        <w:tblBorders>
+          <w:top w:val="single" w:sz="10" w:space="0" w:color="000000"/>
+          <w:left w:val="single" w:sz="10" w:space="0" w:color="000000"/>
+          <w:bottom w:val="single" w:sz="10" w:space="0" w:color="000000"/>
+          <w:right w:val="single" w:sz="10" w:space="0" w:color="000000"/>
+          <w:insideH w:val="single" w:sz="10" w:space="0" w:color="000000"/>
+          <w:insideV w:val="single" w:sz="10" w:space="0" w:color="000000"/>
+        </w:tblBorders>
+        <w:tblLayout w:type="fixed"/>
+        <w:tblLook w:val="04A0" w:firstRow="1" w:lastRow="0" w:firstColumn="1" w:lastColumn="0" w:noHBand="0" w:noVBand="1"/>
+      </w:tblPr>
+      <w:tblGrid>
+        <w:gridCol w:w="780"/>
+        <w:gridCol w:w="6155"/>
+        <w:gridCol w:w="1700"/>
+        <w:gridCol w:w="1400"/>
+      </w:tblGrid>
+      <w:tr>
+        <w:tc>
+          <w:tcPr>
+            <w:tcW w:w="780" w:type="dxa"/>
+            <w:tcMar>
+              <w:top w:w="115" w:type="dxa"/>
+              <w:left w:w="130" w:type="dxa"/>
+              <w:bottom w:w="115" w:type="dxa"/>
+              <w:right w:w="130" w:type="dxa"/>
+            </w:tcMar>
+            <w:vAlign w:val="center"/>
+          </w:tcPr>
+          <w:p>
+            <w:pPr>
+              <w:widowControl/>
+              <w:autoSpaceDE/>
+              <w:autoSpaceDN/>
+              <w:spacing w:before="120"/>
+              <w:ind w:firstLine="720"/>
+              <w:jc w:val="center"/>
+              <w:rPr>
+                <w:sz w:val="24"/>
+                <w:szCs w:val="24"/>
+                <w:lang w:val="en-US"/>
+              </w:rPr>
+            </w:pPr>
+            <w:r>
+              <w:rPr>
+                <w:b/>
+                <w:sz w:val="26"/>
+                <w:szCs w:val="24"/>
+                <w:lang w:val="en-US"/>
+              </w:rPr>
+              <w:t>SSTT</w:t>
+            </w:r>
+          </w:p>
+        </w:tc>
+        <w:tc>
+          <w:tcPr>
+            <w:tcW w:w="6155" w:type="dxa"/>
+            <w:tcMar>
+              <w:top w:w="115" w:type="dxa"/>
+              <w:left w:w="130" w:type="dxa"/>
+              <w:bottom w:w="115" w:type="dxa"/>
+              <w:right w:w="130" w:type="dxa"/>
+            </w:tcMar>
+            <w:vAlign w:val="center"/>
+          </w:tcPr>
+          <w:p>
+            <w:pPr>
+              <w:widowControl/>
+              <w:autoSpaceDE/>
+              <w:autoSpaceDN/>
+              <w:spacing w:before="120"/>
+              <w:ind w:firstLine="720"/>
+              <w:jc w:val="center"/>
+              <w:rPr>
+                <w:sz w:val="24"/>
+                <w:szCs w:val="24"/>
+                <w:lang w:val="en-US"/>
+              </w:rPr>
+            </w:pPr>
+            <w:r>
+              <w:rPr>
+                <w:b/>
+                <w:sz w:val="26"/>
+                <w:szCs w:val="24"/>
+                <w:lang w:val="en-US"/>
+              </w:rPr>
+              <w:t>Mục tiêu hoạt động</w:t>
+            </w:r>
+          </w:p>
+        </w:tc>
+        <w:tc>
+          <w:tcPr>
+            <w:tcW w:w="1700" w:type="dxa"/>
+            <w:tcMar>
+              <w:top w:w="115" w:type="dxa"/>
+              <w:left w:w="130" w:type="dxa"/>
+              <w:bottom w:w="115" w:type="dxa"/>
+              <w:right w:w="130" w:type="dxa"/>
+            </w:tcMar>
+            <w:vAlign w:val="center"/>
+          </w:tcPr>
+          <w:p>
+            <w:pPr>
+              <w:widowControl/>
+              <w:autoSpaceDE/>
+              <w:autoSpaceDN/>
+              <w:spacing w:before="120"/>
+              <w:jc w:val="center"/>
+              <w:rPr>
+                <w:sz w:val="24"/>
+                <w:szCs w:val="24"/>
+                <w:lang w:val="en-US"/>
+              </w:rPr>
+            </w:pPr>
+            <w:r>
+              <w:rPr>
+                <w:b/>
+                <w:sz w:val="26"/>
+                <w:szCs w:val="24"/>
+                <w:lang w:val="en-US"/>
+              </w:rPr>
+              <w:t>Mã ngành</w:t>
+            </w:r>
+            <w:r>
+              <w:rPr>
+                <w:b/>
+                <w:sz w:val="26"/>
+                <w:szCs w:val="24"/>
+                <w:lang w:val="en-US"/>
+              </w:rPr>
+              <w:br/>
+              <w:t>theo VSIC</w:t>
+            </w:r>
+          </w:p>
+        </w:tc>
+        <w:tc>
+          <w:tcPr>
+            <w:tcW w:w="1400" w:type="dxa"/>
+            <w:tcMar>
+              <w:top w:w="115" w:type="dxa"/>
+              <w:left w:w="130" w:type="dxa"/>
+              <w:bottom w:w="115" w:type="dxa"/>
+              <w:right w:w="130" w:type="dxa"/>
+            </w:tcMar>
+            <w:vAlign w:val="center"/>
+          </w:tcPr>
+          <w:p>
+            <w:pPr>
+              <w:widowControl/>
+              <w:autoSpaceDE/>
+              <w:autoSpaceDN/>
+              <w:spacing w:before="120"/>
+              <w:jc w:val="both"/>
+              <w:rPr>
+                <w:sz w:val="24"/>
+                <w:szCs w:val="24"/>
+                <w:lang w:val="en-US"/>
+              </w:rPr>
+            </w:pPr>
+            <w:r>
+              <w:rPr>
+                <w:b/>
+                <w:sz w:val="26"/>
+                <w:szCs w:val="24"/>
+                <w:lang w:val="en-US"/>
+              </w:rPr>
+              <w:t>Mã ngành</w:t>
+            </w:r>
+            <w:r>
+              <w:rPr>
+                <w:b/>
+                <w:sz w:val="26"/>
+                <w:szCs w:val="24"/>
+                <w:lang w:val="en-US"/>
+              </w:rPr>
+              <w:br/>
+              <w:t>CPC</w:t>
+            </w:r>
+          </w:p>
+        </w:tc>
+      </w:tr>
+      <w:tr>
+        <w:tc>
+          <w:tcPr>
+            <w:tcW w:w="780" w:type="dxa"/>
+            <w:tcMar>
+              <w:top w:w="115" w:type="dxa"/>
+              <w:left w:w="130" w:type="dxa"/>
+              <w:bottom w:w="115" w:type="dxa"/>
+              <w:right w:w="130" w:type="dxa"/>
+            </w:tcMar>
+            <w:vAlign w:val="center"/>
+          </w:tcPr>
+          <w:p>
+            <w:pPr>
+              <w:widowControl/>
+              <w:autoSpaceDE/>
+              <w:autoSpaceDN/>
+              <w:spacing w:before="120"/>
+              <w:ind w:firstLine="720"/>
+              <w:jc w:val="center"/>
+              <w:rPr>
+                <w:sz w:val="24"/>
+                <w:szCs w:val="24"/>
+                <w:lang w:val="en-US"/>
+              </w:rPr>
+            </w:pPr>
+            <w:r>
+              <w:rPr>
+                <w:sz w:val="26"/>
+                <w:szCs w:val="24"/>
+                <w:lang w:val="en-US"/>
+              </w:rPr>
+              <w:t>11</w:t>
+            </w:r>
+          </w:p>
+        </w:tc>
+        <w:tc>
+          <w:tcPr>
+            <w:tcW w:w="6155" w:type="dxa"/>
+            <w:tcMar>
+              <w:top w:w="115" w:type="dxa"/>
+              <w:left w:w="130" w:type="dxa"/>
+              <w:bottom w:w="115" w:type="dxa"/>
+              <w:right w:w="130" w:type="dxa"/>
+            </w:tcMar>
+            <w:vAlign w:val="center"/>
+          </w:tcPr>
+          <w:p>
+            <w:pPr>
+              <w:widowControl/>
+              <w:autoSpaceDE/>
+              <w:autoSpaceDN/>
+              <w:spacing w:before="120"/>
+              <w:rPr>
+                <w:sz w:val="24"/>
+                <w:szCs w:val="24"/>
+                <w:lang w:val="en-US"/>
+              </w:rPr>
+            </w:pPr>
+            <w:r>
+              <w:rPr>
+                <w:sz w:val="26"/>
+                <w:szCs w:val="24"/>
+                <w:lang w:val="en-US"/>
+              </w:rPr>
+              <w:t>Chế biến và bảo quản rau quả.</w:t>
+            </w:r>
+            <w:r>
+              <w:rPr>
+                <w:sz w:val="26"/>
+                <w:szCs w:val="24"/>
+                <w:lang w:val="en-US"/>
+              </w:rPr>
+              <w:br/>
+            </w:r>
+            <w:r>
+              <w:rPr>
+                <w:i/>
+                <w:sz w:val="26"/>
+                <w:szCs w:val="24"/>
+                <w:lang w:val="en-US"/>
+              </w:rPr>
+              <w:t>Chi tiết: Chế biến các loại hạt và trái cây.</w:t>
+            </w:r>
+          </w:p>
+        </w:tc>
+        <w:tc>
+          <w:tcPr>
+            <w:tcW w:w="1700" w:type="dxa"/>
+            <w:tcMar>
+              <w:top w:w="115" w:type="dxa"/>
+              <w:left w:w="130" w:type="dxa"/>
+              <w:bottom w:w="115" w:type="dxa"/>
+              <w:right w:w="130" w:type="dxa"/>
+            </w:tcMar>
+            <w:vAlign w:val="center"/>
+          </w:tcPr>
+          <w:p>
+            <w:pPr>
+              <w:widowControl/>
+              <w:autoSpaceDE/>
+              <w:autoSpaceDN/>
+              <w:spacing w:before="120"/>
+              <w:jc w:val="center"/>
+              <w:rPr>
+                <w:sz w:val="24"/>
+                <w:szCs w:val="24"/>
+                <w:lang w:val="en-US"/>
+              </w:rPr>
+            </w:pPr>
+            <w:r>
+              <w:rPr>
+                <w:sz w:val="26"/>
+                <w:szCs w:val="24"/>
+                <w:lang w:val="en-US"/>
+              </w:rPr>
+              <w:t>1030</w:t>
+            </w:r>
+          </w:p>
+        </w:tc>
+        <w:tc>
+          <w:tcPr>
+            <w:tcW w:w="1400" w:type="dxa"/>
+            <w:tcMar>
+              <w:top w:w="115" w:type="dxa"/>
+              <w:left w:w="130" w:type="dxa"/>
+              <w:bottom w:w="115" w:type="dxa"/>
+              <w:right w:w="130" w:type="dxa"/>
+            </w:tcMar>
+            <w:vAlign w:val="center"/>
+          </w:tcPr>
+          <w:p>
+            <w:pPr>
+              <w:widowControl/>
+              <w:autoSpaceDE/>
+              <w:autoSpaceDN/>
+              <w:spacing w:before="120"/>
+              <w:ind w:firstLine="720"/>
+              <w:jc w:val="center"/>
+              <w:rPr>
+                <w:sz w:val="24"/>
+                <w:szCs w:val="24"/>
+                <w:lang w:val="en-US"/>
+              </w:rPr>
+            </w:pPr>
+          </w:p>
+        </w:tc>
+      </w:tr>
+      <w:tr>
+        <w:tc>
+          <w:tcPr>
+            <w:tcW w:w="780" w:type="dxa"/>
+            <w:tcMar>
+              <w:top w:w="115" w:type="dxa"/>
+              <w:left w:w="130" w:type="dxa"/>
+              <w:bottom w:w="115" w:type="dxa"/>
+              <w:right w:w="130" w:type="dxa"/>
+            </w:tcMar>
+            <w:vAlign w:val="center"/>
+          </w:tcPr>
+          <w:p>
+            <w:pPr>
+              <w:widowControl/>
+              <w:autoSpaceDE/>
+              <w:autoSpaceDN/>
+              <w:spacing w:before="120"/>
+              <w:ind w:firstLine="720"/>
+              <w:jc w:val="center"/>
+              <w:rPr>
+                <w:sz w:val="24"/>
+                <w:szCs w:val="24"/>
+                <w:lang w:val="en-US"/>
+              </w:rPr>
+            </w:pPr>
+            <w:r>
+              <w:rPr>
+                <w:sz w:val="26"/>
+                <w:szCs w:val="24"/>
+                <w:lang w:val="en-US"/>
+              </w:rPr>
+              <w:t>22</w:t>
+            </w:r>
+          </w:p>
+        </w:tc>
+        <w:tc>
+          <w:tcPr>
+            <w:tcW w:w="6155" w:type="dxa"/>
+            <w:tcMar>
+              <w:top w:w="115" w:type="dxa"/>
+              <w:left w:w="130" w:type="dxa"/>
+              <w:bottom w:w="115" w:type="dxa"/>
+              <w:right w:w="130" w:type="dxa"/>
+            </w:tcMar>
+            <w:vAlign w:val="center"/>
+          </w:tcPr>
+          <w:p>
+            <w:pPr>
+              <w:widowControl/>
+              <w:autoSpaceDE/>
+              <w:autoSpaceDN/>
+              <w:spacing w:before="120"/>
+              <w:jc w:val="both"/>
+              <w:rPr>
+                <w:sz w:val="24"/>
+                <w:szCs w:val="24"/>
+                <w:lang w:val="en-US"/>
+              </w:rPr>
+            </w:pPr>
+            <w:r>
+              <w:rPr>
+                <w:sz w:val="26"/>
+              </w:rPr>
+              <w:t xml:space="preserve">Thực hiện quyền xuất khẩu, quyền nhập khẩu, quyền phân phối bán buôn các hàng hóa gồm: </w:t>
+            </w:r>
+            <w:r>
+              <w:rPr>
+                <w:sz w:val="26"/>
+              </w:rPr>
+              <w:t>hạnh nhân, hồ đào, hạt phỉ, hạt dẻ cười, hạt mắc ca, hạt điều, chuối khô, chanh, sầu riêng, măng cụt</w:t>
+            </w:r>
+            <w:r>
+              <w:rPr>
+                <w:sz w:val="26"/>
+              </w:rPr>
+              <w:t xml:space="preserve"> liên quan đến hoạt động sản xuất; đồng thời, không thuộc hàng hóa cấm xuất khẩu, cấm nhập khẩu và Danh mục hàng hóa không được phân phối theo quy định của pháp luật Việt Nam hoặc không thuộc diện hạn chế theo cam kết quốc tế mà Việt Nam là thành viên (không thành lập cơ sở bán buôn và cơ sở bán lẻ tại Khu công nghiệp).</w:t>
+            </w:r>
+          </w:p>
+        </w:tc>
+        <w:tc>
+          <w:tcPr>
+            <w:tcW w:w="1700" w:type="dxa"/>
+            <w:tcMar>
+              <w:top w:w="115" w:type="dxa"/>
+              <w:left w:w="130" w:type="dxa"/>
+              <w:bottom w:w="115" w:type="dxa"/>
+              <w:right w:w="130" w:type="dxa"/>
+            </w:tcMar>
+            <w:vAlign w:val="center"/>
+          </w:tcPr>
+          <w:p>
+            <w:pPr>
+              <w:widowControl/>
+              <w:autoSpaceDE/>
+              <w:autoSpaceDN/>
+              <w:spacing w:before="120"/>
+              <w:jc w:val="center"/>
+              <w:rPr>
+                <w:sz w:val="26"/>
+                <w:szCs w:val="24"/>
+                <w:lang w:val="en-US"/>
+              </w:rPr>
+            </w:pPr>
+            <w:r>
+              <w:rPr>
+                <w:sz w:val="26"/>
+                <w:szCs w:val="24"/>
+                <w:lang w:val="en-US"/>
+              </w:rPr>
+              <w:t>4690</w:t>
+            </w:r>
+          </w:p>
+          <w:p>
+            <w:pPr>
+              <w:widowControl/>
+              <w:autoSpaceDE/>
+              <w:autoSpaceDN/>
+              <w:spacing w:before="120"/>
+              <w:jc w:val="center"/>
+              <w:rPr>
+                <w:sz w:val="26"/>
+                <w:szCs w:val="24"/>
+                <w:lang w:val="en-US"/>
+              </w:rPr>
+            </w:pPr>
+            <w:r>
+              <w:rPr>
+                <w:sz w:val="26"/>
+                <w:szCs w:val="24"/>
+                <w:lang w:val="en-US"/>
+              </w:rPr>
+              <w:t>4632</w:t>
+            </w:r>
+          </w:p>
+          <w:p>
+            <w:pPr>
+              <w:widowControl/>
+              <w:autoSpaceDE/>
+              <w:autoSpaceDN/>
+              <w:spacing w:before="120"/>
+              <w:jc w:val="center"/>
+              <w:rPr>
+                <w:sz w:val="24"/>
+                <w:szCs w:val="24"/>
+                <w:lang w:val="en-US"/>
+              </w:rPr>
+            </w:pPr>
+            <w:r>
+              <w:rPr>
+                <w:sz w:val="26"/>
+                <w:szCs w:val="24"/>
+                <w:lang w:val="en-US"/>
+              </w:rPr>
+              <w:t>4620</w:t>
+            </w:r>
+          </w:p>
+        </w:tc>
+        <w:tc>
+          <w:tcPr>
+            <w:tcW w:w="1400" w:type="dxa"/>
+            <w:tcMar>
+              <w:top w:w="115" w:type="dxa"/>
+              <w:left w:w="130" w:type="dxa"/>
+              <w:bottom w:w="115" w:type="dxa"/>
+              <w:right w:w="130" w:type="dxa"/>
+            </w:tcMar>
+            <w:vAlign w:val="center"/>
+          </w:tcPr>
+          <w:p>
+            <w:pPr>
+              <w:widowControl/>
+              <w:autoSpaceDE/>
+              <w:autoSpaceDN/>
+              <w:spacing w:before="120"/>
+              <w:jc w:val="center"/>
+              <w:rPr>
+                <w:sz w:val="24"/>
+                <w:szCs w:val="24"/>
+                <w:lang w:val="en-US"/>
+              </w:rPr>
+            </w:pPr>
+            <w:r>
+              <w:rPr>
+                <w:sz w:val="26"/>
+                <w:szCs w:val="24"/>
+                <w:lang w:val="en-US"/>
+              </w:rPr>
+              <w:t>622</w:t>
+            </w:r>
+          </w:p>
+        </w:tc>
+      </w:tr>
+    </w:tbl>
+    <w:p>
+      <w:pPr>
+        <w:widowControl/>
+        <w:tabs>
+          <w:tab w:val="left" w:leader="dot" w:pos="9072"/>
+        </w:tabs>
+        <w:autoSpaceDE/>
+        <w:autoSpaceDN/>
+        <w:spacing w:before="80" w:after="80"/>
+        <w:ind w:firstLine="567"/>
+        <w:jc w:val="both"/>
+        <w:rPr>
+          <w:i/>
+          <w:iCs/>
+          <w:sz w:val="26"/>
+          <w:szCs w:val="26"/>
+        </w:rPr>
+      </w:pPr>
+      <w:r>
+        <w:rPr>
+          <w:i/>
+          <w:iCs/>
+          <w:sz w:val="26"/>
+          <w:szCs w:val="26"/>
+        </w:rPr>
+        <w:t xml:space="preserve">Đối với các hàng hóa thuộc diện quản lý chuyên ngành, kinh doanh có điều kiện, doanh nghiệp chỉ được thực hiện quyền xuất khẩu, quyền nhập khẩu, quyền phân phối sau khi được cơ quan quản lý chuyên ngành cấp giấy phép kinh doanh, giấy tờ có giá trị tương đương và/ hoặc đủ điều kiện kinh doanh theo quy định pháp luật. Đối với các trường hợp phải cấp Giấy phép kinh doanh để thực hiện hoạt động mua bán hàng hóa và các hoạt động liên quan trực tiếp đến hoạt động mua bán hàng hóa theo quy định tại khoản 1 Điều 5 Nghị định số 09/2018/NĐ-CP ngày 15 tháng 01 năm 2018 của Chính phủ về việc chi tiết Luật Thương mại và Luật Quản lý ngoại thương về hoạt động mua bán hàng hóa và các hoạt động liên quan trực tiếp đến mua bán hàng hóa của nhà đầu tư nước ngoài, tổ chức kinh tế có vốn đầu tư nước ngoài tại Việt Nam, tổ chức kinh tế </w:t>
+      </w:r>
+      <w:r>
+        <w:rPr>
+          <w:i/>
+          <w:iCs/>
+          <w:sz w:val="26"/>
+          <w:szCs w:val="26"/>
+        </w:rPr>
+        <w:lastRenderedPageBreak/>
+        <w:t>thực hiện dự án đầu tư có trách nhiệm liên hệ Sở Công Thương để thực hiện thủ tục cấp Giấy phép kinh doanh, Giấy phép lập cơ sở bán lẻ (nếu có) theo đúng quy định.</w:t>
+      </w:r>
+    </w:p>
+    <w:p>
+      <w:pPr>
+        <w:tabs>
+          <w:tab w:val="left" w:leader="dot" w:pos="9072"/>
+        </w:tabs>
+        <w:spacing w:before="80" w:after="80"/>
+        <w:ind w:firstLine="567"/>
+        <w:rPr>
+          <w:sz w:val="26"/>
+          <w:szCs w:val="26"/>
+        </w:rPr>
+      </w:pPr>
+      <w:r>
+        <w:rPr>
+          <w:sz w:val="26"/>
+          <w:szCs w:val="26"/>
+        </w:rPr>
+        <w:t>- Lý do điều chỉnh: Kê khai cụ thể tên hàng hóa và bổ sung mã ngành VSIC phù hợp đối với hoạt động xuất khẩu, nhập khẩu, phân phối bán buôn các loại hạt, trái cây và hàng hóa có liên quan trực tiếp đến hoạt động sản xuất của dự án; đồng thời bảo đảm phù hợp với Hệ thống ngành kinh tế Việt Nam, cam kết quốc tế và quy định pháp luật hiện hành.</w:t>
+      </w:r>
+    </w:p>
+    <w:p>
+      <w:pPr>
+        <w:tabs>
+          <w:tab w:val="left" w:leader="dot" w:pos="9072"/>
+        </w:tabs>
+        <w:spacing w:before="80" w:after="80"/>
+        <w:ind w:firstLine="567"/>
+        <w:rPr>
+          <w:sz w:val="26"/>
+          <w:szCs w:val="26"/>
+        </w:rPr>
+      </w:pPr>
+      <w:r>
+        <w:rPr>
+          <w:b/>
+          <w:i/>
+          <w:iCs/>
+          <w:sz w:val="26"/>
+          <w:szCs w:val="26"/>
+        </w:rPr>
+        <w:t>b) Nội dung điều chỉnh tiếp theo</w:t>
+      </w:r>
+      <w:r>
+        <w:rPr>
+          <w:b/>
+          <w:sz w:val="26"/>
+          <w:szCs w:val="26"/>
+        </w:rPr>
+        <w:t xml:space="preserve"> </w:t>
+      </w:r>
+      <w:r>
+        <w:rPr>
+          <w:i/>
+          <w:sz w:val="26"/>
+          <w:szCs w:val="26"/>
+        </w:rPr>
+        <w:t>(ghi tương tự như nội dung điều chỉnh trước)</w:t>
+      </w:r>
+      <w:r>
+        <w:rPr>
+          <w:b/>
+          <w:i/>
+          <w:iCs/>
+          <w:sz w:val="26"/>
+          <w:szCs w:val="26"/>
+        </w:rPr>
+        <w:t>:</w:t>
+      </w:r>
+    </w:p>
+    <w:p>
+      <w:pPr>
+        <w:tabs>
+          <w:tab w:val="left" w:leader="dot" w:pos="9072"/>
+        </w:tabs>
+        <w:spacing w:before="80" w:after="80"/>
+        <w:ind w:firstLine="567"/>
+        <w:rPr>
+          <w:sz w:val="26"/>
+          <w:szCs w:val="26"/>
+        </w:rPr>
+      </w:pPr>
+      <w:r>
+        <w:rPr>
+          <w:sz w:val="26"/>
+          <w:szCs w:val="26"/>
+        </w:rPr>
+        <w:t xml:space="preserve">- Nội dung đã quy định tại Giấy chứng nhận đăng ký đầu tư: </w:t>
+      </w:r>
+      <w:r>
+        <w:rPr>
+          <w:sz w:val="26"/>
+          <w:szCs w:val="26"/>
+        </w:rPr>
+        <w:t>“</w:t>
+      </w:r>
+      <w:r>
+        <w:rPr>
+          <w:sz w:val="26"/>
+          <w:szCs w:val="26"/>
+        </w:rPr>
+        <w:t>7. Thời hạn hoạt động của dự án: 35 năm, kể từ ngày được cấp Giấy chứng nhận đăng ký đầu tư (Thời gian thuê xưởng đến ngày 17 tháng 8 năm 2026)</w:t>
+      </w:r>
+      <w:r>
+        <w:rPr>
+          <w:sz w:val="26"/>
+          <w:szCs w:val="26"/>
+        </w:rPr>
+        <w:t>”</w:t>
+      </w:r>
+    </w:p>
+    <w:p>
+      <w:pPr>
+        <w:tabs>
+          <w:tab w:val="left" w:leader="dot" w:pos="9072"/>
+        </w:tabs>
+        <w:spacing w:before="80" w:after="80"/>
+        <w:ind w:firstLine="567"/>
+        <w:rPr>
+          <w:sz w:val="26"/>
+          <w:szCs w:val="26"/>
+        </w:rPr>
+      </w:pPr>
+      <w:r>
+        <w:rPr>
+          <w:sz w:val="26"/>
+          <w:szCs w:val="26"/>
+        </w:rPr>
+        <w:t xml:space="preserve">- Nay đăng ký sửa thành: </w:t>
+      </w:r>
+      <w:r>
+        <w:rPr>
+          <w:sz w:val="26"/>
+          <w:szCs w:val="26"/>
+        </w:rPr>
+        <w:t>“</w:t>
+      </w:r>
+      <w:r>
+        <w:rPr>
+          <w:sz w:val="26"/>
+          <w:szCs w:val="26"/>
+        </w:rPr>
+        <w:t>7. Thời hạn hoạt động của dự án: 35 năm, kể từ ngày được cấp Giấy chứng nhận đăng ký đầu tư (Thời gian thuê xưởng đến ngày 17 tháng 8 năm 202</w:t>
+      </w:r>
+      <w:r>
+        <w:rPr>
+          <w:sz w:val="26"/>
+          <w:szCs w:val="26"/>
+        </w:rPr>
+        <w:t>7</w:t>
+      </w:r>
+      <w:r>
+        <w:rPr>
+          <w:sz w:val="26"/>
+          <w:szCs w:val="26"/>
+        </w:rPr>
+        <w:t>)</w:t>
+      </w:r>
+      <w:r>
+        <w:rPr>
+          <w:sz w:val="26"/>
+          <w:szCs w:val="26"/>
+        </w:rPr>
+        <w:t>”</w:t>
+      </w:r>
+    </w:p>
+    <w:p>
+      <w:pPr>
         <w:spacing w:before="269" w:line="360" w:lineRule="auto"/>
         <w:ind w:left="23" w:right="275"/>
-      </w:pPr>
-      <w:r>
-        <w:t>“7.</w:t>
+        <w:rPr>
+          <w:b/>
+          <w:sz w:val="26"/>
+        </w:rPr>
+      </w:pPr>
+      <w:r>
+        <w:rPr>
+          <w:sz w:val="26"/>
+          <w:szCs w:val="26"/>
+        </w:rPr>
+        <w:t xml:space="preserve">- Lý do điều chỉnh: </w:t>
+      </w:r>
+      <w:r>
+        <w:rPr>
+          <w:sz w:val="26"/>
+          <w:szCs w:val="26"/>
+        </w:rPr>
+        <w:t>CÔNG</w:t>
+      </w:r>
+      <w:r>
+        <w:rPr>
+          <w:spacing w:val="-2"/>
+          <w:sz w:val="26"/>
+          <w:szCs w:val="26"/>
+        </w:rPr>
+        <w:t xml:space="preserve"> </w:t>
+      </w:r>
+      <w:r>
+        <w:rPr>
+          <w:sz w:val="26"/>
+          <w:szCs w:val="26"/>
+        </w:rPr>
+        <w:t>TY</w:t>
+      </w:r>
+      <w:r>
+        <w:rPr>
+          <w:spacing w:val="-2"/>
+          <w:sz w:val="26"/>
+          <w:szCs w:val="26"/>
+        </w:rPr>
+        <w:t xml:space="preserve"> </w:t>
+      </w:r>
+      <w:r>
+        <w:rPr>
+          <w:sz w:val="26"/>
+          <w:szCs w:val="26"/>
+        </w:rPr>
+        <w:t>TNHH</w:t>
+      </w:r>
+      <w:r>
+        <w:rPr>
+          <w:spacing w:val="-2"/>
+          <w:sz w:val="26"/>
+          <w:szCs w:val="26"/>
+        </w:rPr>
+        <w:t xml:space="preserve"> </w:t>
+      </w:r>
+      <w:r>
+        <w:rPr>
+          <w:sz w:val="26"/>
+          <w:szCs w:val="26"/>
+        </w:rPr>
+        <w:t>SUNAGRO</w:t>
+      </w:r>
+      <w:r>
+        <w:rPr>
+          <w:spacing w:val="-2"/>
+          <w:sz w:val="26"/>
+          <w:szCs w:val="26"/>
+        </w:rPr>
+        <w:t xml:space="preserve"> </w:t>
+      </w:r>
+      <w:r>
+        <w:rPr>
+          <w:sz w:val="26"/>
+          <w:szCs w:val="26"/>
+        </w:rPr>
+        <w:t>FOOD</w:t>
+      </w:r>
+      <w:r>
+        <w:rPr>
+          <w:spacing w:val="-2"/>
+          <w:sz w:val="26"/>
+          <w:szCs w:val="26"/>
+        </w:rPr>
+        <w:t xml:space="preserve"> </w:t>
+      </w:r>
+      <w:r>
+        <w:rPr>
+          <w:sz w:val="26"/>
+          <w:szCs w:val="26"/>
+        </w:rPr>
+        <w:t>(VIET</w:t>
+      </w:r>
+      <w:r>
+        <w:rPr>
+          <w:spacing w:val="-1"/>
+          <w:sz w:val="26"/>
+          <w:szCs w:val="26"/>
+        </w:rPr>
+        <w:t xml:space="preserve"> </w:t>
       </w:r>
       <w:r>
         <w:rPr>
           <w:spacing w:val="-4"/>
-        </w:rPr>
-        <w:t xml:space="preserve"> </w:t>
-      </w:r>
-      <w:r>
-        <w:t>Thời</w:t>
-      </w:r>
-      <w:r>
-        <w:rPr>
-          <w:spacing w:val="-4"/>
-        </w:rPr>
-        <w:t xml:space="preserve"> </w:t>
-      </w:r>
-      <w:r>
-        <w:t>hạn</w:t>
-      </w:r>
-      <w:r>
-        <w:rPr>
-          <w:spacing w:val="-4"/>
-        </w:rPr>
-        <w:t xml:space="preserve"> </w:t>
-      </w:r>
-      <w:r>
-        <w:t>hoạt</w:t>
-      </w:r>
-      <w:r>
-        <w:rPr>
-          <w:spacing w:val="-1"/>
-        </w:rPr>
-        <w:t xml:space="preserve"> </w:t>
-      </w:r>
-      <w:r>
-        <w:t>động</w:t>
-      </w:r>
-      <w:r>
-        <w:rPr>
-          <w:spacing w:val="-2"/>
-        </w:rPr>
-        <w:t xml:space="preserve"> </w:t>
-      </w:r>
-      <w:r>
-        <w:t>của</w:t>
-      </w:r>
-      <w:r>
-        <w:rPr>
-          <w:spacing w:val="-4"/>
-        </w:rPr>
-        <w:t xml:space="preserve"> </w:t>
-      </w:r>
-      <w:r>
-        <w:t>dự</w:t>
-      </w:r>
-      <w:r>
-        <w:rPr>
-          <w:spacing w:val="-3"/>
-        </w:rPr>
-        <w:t xml:space="preserve"> </w:t>
-      </w:r>
-      <w:r>
-        <w:t>án:</w:t>
-      </w:r>
-      <w:r>
-        <w:rPr>
-          <w:spacing w:val="-4"/>
-        </w:rPr>
-        <w:t xml:space="preserve"> </w:t>
-      </w:r>
-      <w:r>
-        <w:t>35</w:t>
-      </w:r>
-      <w:r>
-        <w:rPr>
-          <w:spacing w:val="-2"/>
-        </w:rPr>
-        <w:t xml:space="preserve"> </w:t>
-      </w:r>
-      <w:r>
-        <w:t>năm,</w:t>
-      </w:r>
-      <w:r>
-        <w:rPr>
-          <w:spacing w:val="-4"/>
-        </w:rPr>
-        <w:t xml:space="preserve"> </w:t>
-      </w:r>
-      <w:r>
-        <w:t>kể</w:t>
-      </w:r>
-      <w:r>
-        <w:rPr>
-          <w:spacing w:val="-1"/>
-        </w:rPr>
-        <w:t xml:space="preserve"> </w:t>
-      </w:r>
-      <w:r>
-        <w:t>từ</w:t>
-      </w:r>
-      <w:r>
-        <w:rPr>
-          <w:spacing w:val="-3"/>
-        </w:rPr>
-        <w:t xml:space="preserve"> </w:t>
-      </w:r>
-      <w:r>
-        <w:t>ngày</w:t>
-      </w:r>
-      <w:r>
-        <w:rPr>
-          <w:spacing w:val="-4"/>
-        </w:rPr>
-        <w:t xml:space="preserve"> </w:t>
-      </w:r>
-      <w:r>
-        <w:t>được</w:t>
-      </w:r>
-      <w:r>
-        <w:rPr>
-          <w:spacing w:val="-4"/>
-        </w:rPr>
-        <w:t xml:space="preserve"> </w:t>
-      </w:r>
-      <w:r>
-        <w:t>cấp</w:t>
-      </w:r>
-      <w:r>
-        <w:rPr>
-          <w:spacing w:val="-2"/>
-        </w:rPr>
-        <w:t xml:space="preserve"> </w:t>
-      </w:r>
-      <w:r>
-        <w:t>Giấy</w:t>
-      </w:r>
-      <w:r>
-        <w:rPr>
-          <w:spacing w:val="-1"/>
-        </w:rPr>
-        <w:t xml:space="preserve"> </w:t>
-      </w:r>
-      <w:r>
-        <w:t>chứng</w:t>
-      </w:r>
-      <w:r>
-        <w:rPr>
-          <w:spacing w:val="-4"/>
-        </w:rPr>
-        <w:t xml:space="preserve"> </w:t>
-      </w:r>
-      <w:r>
-        <w:t>nhận đăng ký đầu tư (Thời gian thuê xưởng đến ngày 17 tháng 8 năm 202</w:t>
-      </w:r>
-      <w:r>
-        <w:rPr>
-          <w:lang w:val="en-US"/>
-        </w:rPr>
-        <w:t>7</w:t>
-      </w:r>
-      <w:r>
-        <w:t>).</w:t>
-      </w:r>
-    </w:p>
-    <w:p>
-      <w:pPr>
-        <w:spacing w:before="121"/>
-        <w:ind w:left="23"/>
-        <w:rPr>
-          <w:b/>
-          <w:sz w:val="26"/>
-        </w:rPr>
-      </w:pPr>
-      <w:r>
-        <w:rPr>
-          <w:b/>
-          <w:sz w:val="26"/>
-        </w:rPr>
-        <w:t>Lý</w:t>
-      </w:r>
-      <w:r>
-        <w:rPr>
-          <w:b/>
-          <w:spacing w:val="-6"/>
-          <w:sz w:val="26"/>
-        </w:rPr>
-        <w:t xml:space="preserve"> </w:t>
-      </w:r>
-      <w:r>
-        <w:rPr>
-          <w:b/>
-          <w:sz w:val="26"/>
-        </w:rPr>
-        <w:t>do</w:t>
-      </w:r>
-      <w:r>
-        <w:rPr>
-          <w:b/>
-          <w:spacing w:val="-5"/>
-          <w:sz w:val="26"/>
-        </w:rPr>
-        <w:t xml:space="preserve"> </w:t>
-      </w:r>
-      <w:r>
-        <w:rPr>
-          <w:b/>
-          <w:sz w:val="26"/>
-        </w:rPr>
-        <w:t>điều</w:t>
-      </w:r>
-      <w:r>
-        <w:rPr>
-          <w:b/>
-          <w:spacing w:val="-5"/>
-          <w:sz w:val="26"/>
-        </w:rPr>
-        <w:t xml:space="preserve"> </w:t>
-      </w:r>
-      <w:r>
-        <w:rPr>
-          <w:b/>
-          <w:spacing w:val="-2"/>
-          <w:sz w:val="26"/>
-        </w:rPr>
-        <w:t>chỉnh:</w:t>
-      </w:r>
-    </w:p>
-    <w:p>
-      <w:pPr>
-        <w:pStyle w:val="BodyText"/>
-        <w:spacing w:before="270" w:line="360" w:lineRule="auto"/>
-        <w:ind w:left="23" w:right="275"/>
-      </w:pPr>
-      <w:r>
-        <w:t>Công Ty TNHH Sunagro Food (Viet Nam) và Công ty Cổ phần Phát triển Công nghiệp</w:t>
-      </w:r>
-      <w:r>
-        <w:rPr>
-          <w:spacing w:val="-4"/>
-        </w:rPr>
-        <w:t xml:space="preserve"> </w:t>
-      </w:r>
-      <w:r>
-        <w:t>BW</w:t>
-      </w:r>
-      <w:r>
-        <w:rPr>
-          <w:spacing w:val="-1"/>
-        </w:rPr>
-        <w:t xml:space="preserve"> </w:t>
-      </w:r>
-      <w:r>
-        <w:t>đã</w:t>
-      </w:r>
-      <w:r>
-        <w:rPr>
-          <w:spacing w:val="-4"/>
-        </w:rPr>
-        <w:t xml:space="preserve"> </w:t>
-      </w:r>
-      <w:r>
-        <w:t>thỏa</w:t>
-      </w:r>
-      <w:r>
-        <w:rPr>
-          <w:spacing w:val="-1"/>
-        </w:rPr>
-        <w:t xml:space="preserve"> </w:t>
-      </w:r>
-      <w:r>
-        <w:t>thuận</w:t>
-      </w:r>
-      <w:r>
-        <w:rPr>
-          <w:spacing w:val="-4"/>
-        </w:rPr>
-        <w:t xml:space="preserve"> </w:t>
-      </w:r>
-      <w:r>
-        <w:t>gia</w:t>
-      </w:r>
-      <w:r>
-        <w:rPr>
-          <w:spacing w:val="-4"/>
-        </w:rPr>
-        <w:t xml:space="preserve"> </w:t>
-      </w:r>
-      <w:r>
-        <w:t>hạn</w:t>
-      </w:r>
-      <w:r>
-        <w:rPr>
-          <w:spacing w:val="-1"/>
-        </w:rPr>
-        <w:t xml:space="preserve"> </w:t>
-      </w:r>
-      <w:r>
-        <w:t>Hợp</w:t>
-      </w:r>
-      <w:r>
-        <w:rPr>
-          <w:spacing w:val="-4"/>
-        </w:rPr>
-        <w:t xml:space="preserve"> </w:t>
-      </w:r>
-      <w:r>
-        <w:t>đồng</w:t>
-      </w:r>
-      <w:r>
-        <w:rPr>
-          <w:spacing w:val="-4"/>
-        </w:rPr>
-        <w:t xml:space="preserve"> </w:t>
-      </w:r>
-      <w:r>
-        <w:t>thuê</w:t>
-      </w:r>
-      <w:r>
-        <w:rPr>
-          <w:spacing w:val="-4"/>
-        </w:rPr>
-        <w:t xml:space="preserve"> </w:t>
-      </w:r>
-      <w:r>
-        <w:t>bất</w:t>
-      </w:r>
-      <w:r>
-        <w:rPr>
-          <w:spacing w:val="-4"/>
-        </w:rPr>
-        <w:t xml:space="preserve"> </w:t>
-      </w:r>
-      <w:r>
-        <w:t>động</w:t>
-      </w:r>
-      <w:r>
-        <w:rPr>
-          <w:spacing w:val="-1"/>
-        </w:rPr>
-        <w:t xml:space="preserve"> </w:t>
-      </w:r>
-      <w:r>
-        <w:t>sản</w:t>
-      </w:r>
-      <w:r>
-        <w:rPr>
-          <w:spacing w:val="-4"/>
-        </w:rPr>
-        <w:t xml:space="preserve"> </w:t>
-      </w:r>
-      <w:r>
-        <w:t>đến</w:t>
-      </w:r>
-      <w:r>
-        <w:rPr>
-          <w:spacing w:val="-1"/>
-        </w:rPr>
-        <w:t xml:space="preserve"> </w:t>
-      </w:r>
-      <w:r>
-        <w:t>ngày</w:t>
-      </w:r>
-      <w:r>
-        <w:rPr>
-          <w:spacing w:val="-4"/>
-        </w:rPr>
-        <w:t xml:space="preserve"> </w:t>
-      </w:r>
-      <w:r>
-        <w:t>17</w:t>
-      </w:r>
-      <w:r>
-        <w:rPr>
-          <w:spacing w:val="-4"/>
-        </w:rPr>
-        <w:t xml:space="preserve"> </w:t>
-      </w:r>
-      <w:r>
-        <w:t>tháng</w:t>
-      </w:r>
-      <w:r>
-        <w:rPr>
-          <w:spacing w:val="-1"/>
-        </w:rPr>
-        <w:t xml:space="preserve"> </w:t>
-      </w:r>
-      <w:r>
-        <w:t>8 năm 202</w:t>
-      </w:r>
-      <w:r>
-        <w:rPr>
-          <w:lang w:val="en-US"/>
-        </w:rPr>
-        <w:t>7</w:t>
-      </w:r>
-      <w:r>
-        <w:t>.</w:t>
+          <w:sz w:val="26"/>
+          <w:szCs w:val="26"/>
+        </w:rPr>
+        <w:t>NAM)</w:t>
+      </w:r>
+      <w:r>
+        <w:rPr>
+          <w:sz w:val="26"/>
+          <w:szCs w:val="26"/>
+        </w:rPr>
+        <w:t xml:space="preserve"> và </w:t>
+      </w:r>
+      <w:r>
+        <w:rPr>
+          <w:sz w:val="26"/>
+          <w:szCs w:val="26"/>
+        </w:rPr>
+        <w:t>CÔNG TY TNHH PHÁT TRIỂN CÔNG NGHIỆP BW BÀU BÀNG -BB01</w:t>
+      </w:r>
+      <w:r>
+        <w:rPr>
+          <w:sz w:val="26"/>
+          <w:szCs w:val="26"/>
+        </w:rPr>
+        <w:t xml:space="preserve"> đã thỏa thuận gia hạn Hợp đồng thuê bất động sản đến ngày 17 tháng 8 năm 2027</w:t>
       </w:r>
     </w:p>
     <w:p>
@@ -2433,26 +3278,13 @@
     <w:p>
       <w:pPr>
         <w:pStyle w:val="BodyText"/>
-        <w:spacing w:line="360" w:lineRule="auto"/>
-        <w:sectPr>
-          <w:type w:val="continuous"/>
-          <w:pgSz w:w="11910" w:h="16840"/>
-          <w:pgMar w:top="1080" w:right="1275" w:bottom="280" w:left="1417" w:header="720" w:footer="720" w:gutter="0"/>
-          <w:cols w:space="720"/>
-        </w:sectPr>
-      </w:pPr>
-    </w:p>
-    <w:p>
-      <w:pPr>
-        <w:pStyle w:val="BodyText"/>
-        <w:spacing w:before="77"/>
-        <w:ind w:left="23"/>
-      </w:pPr>
-      <w:r>
-        <w:rPr>
-          <w:b/>
-        </w:rPr>
-        <w:lastRenderedPageBreak/>
+        <w:spacing w:before="119" w:line="360" w:lineRule="auto"/>
+        <w:ind w:left="23" w:right="314"/>
+      </w:pPr>
+      <w:r>
+        <w:rPr>
+          <w:b/>
+        </w:rPr>
         <w:t>Điều</w:t>
       </w:r>
       <w:r>
@@ -2600,7 +3432,6 @@
       <w:tblPr>
         <w:tblW w:w="0" w:type="auto"/>
         <w:tblInd w:w="88" w:type="dxa"/>
-        <w:tblLayout w:type="fixed"/>
         <w:tblCellMar>
           <w:left w:w="0" w:type="dxa"/>
           <w:right w:w="0" w:type="dxa"/>
@@ -2608,8 +3439,8 @@
         <w:tblLook w:val="01E0" w:firstRow="1" w:lastRow="1" w:firstColumn="1" w:lastColumn="1" w:noHBand="0" w:noVBand="0"/>
       </w:tblPr>
       <w:tblGrid>
-        <w:gridCol w:w="3642"/>
-        <w:gridCol w:w="4341"/>
+        <w:gridCol w:w="2177"/>
+        <w:gridCol w:w="6879"/>
       </w:tblGrid>
       <w:tr>
         <w:trPr>
@@ -2617,7 +3448,7 @@
         </w:trPr>
         <w:tc>
           <w:tcPr>
-            <w:tcW w:w="3642" w:type="dxa"/>
+            <w:tcW w:w="0" w:type="auto"/>
           </w:tcPr>
           <w:p>
             <w:pPr>
@@ -2723,7 +3554,7 @@
         </w:tc>
         <w:tc>
           <w:tcPr>
-            <w:tcW w:w="4341" w:type="dxa"/>
+            <w:tcW w:w="0" w:type="auto"/>
           </w:tcPr>
           <w:p>
             <w:pPr>
@@ -2740,7 +3571,6 @@
               <w:rPr>
                 <w:b/>
                 <w:sz w:val="26"/>
-                <w:lang w:val="en-US"/>
               </w:rPr>
               <w:t xml:space="preserve">ĐẠI DIỆN PHÁP LUẬT CỦA </w:t>
             </w:r>
@@ -2792,7 +3622,6 @@
               <w:rPr>
                 <w:i/>
                 <w:sz w:val="26"/>
-                <w:lang w:val="en-US"/>
               </w:rPr>
             </w:pPr>
             <w:r>
@@ -2806,7 +3635,6 @@
               <w:rPr>
                 <w:i/>
                 <w:sz w:val="26"/>
-                <w:lang w:val="en-US"/>
               </w:rPr>
               <w:t xml:space="preserve"> và ghi rõ họ tên)</w:t>
             </w:r>
@@ -2898,7 +3726,16 @@
         </w:tc>
       </w:tr>
     </w:tbl>
-    <w:p/>
+    <w:p>
+      <w:pPr>
+        <w:tabs>
+          <w:tab w:val="left" w:pos="6060"/>
+        </w:tabs>
+      </w:pPr>
+      <w:r>
+        <w:tab/>
+      </w:r>
+    </w:p>
     <w:sectPr>
       <w:pgSz w:w="11910" w:h="16840"/>
       <w:pgMar w:top="900" w:right="1275" w:bottom="280" w:left="1417" w:header="720" w:footer="720" w:gutter="0"/>
@@ -2909,7 +3746,7 @@
 </file>
 
 <file path=word/numbering.xml><?xml version="1.0" encoding="utf-8"?>
-<w:numbering xmlns:wpc="http://schemas.microsoft.com/office/word/2010/wordprocessingCanvas" xmlns:cx="http://schemas.microsoft.com/office/drawing/2014/chartex" xmlns:cx1="http://schemas.microsoft.com/office/drawing/2015/9/8/chartex" xmlns:mc="http://schemas.openxmlformats.org/markup-compatibility/2006" xmlns:o="urn:schemas-microsoft-com:office:office" xmlns:r="http://schemas.openxmlformats.org/officeDocument/2006/relationships" xmlns:m="http://schemas.openxmlformats.org/officeDocument/2006/math" xmlns:v="urn:schemas-microsoft-com:vml" xmlns:wp14="http://schemas.microsoft.com/office/word/2010/wordprocessingDrawing" xmlns:wp="http://schemas.openxmlformats.org/drawingml/2006/wordprocessingDrawing" xmlns:w10="urn:schemas-microsoft-com:office:word" xmlns:w="http://schemas.openxmlformats.org/wordprocessingml/2006/main" xmlns:w14="http://schemas.microsoft.com/office/word/2010/wordml" xmlns:w15="http://schemas.microsoft.com/office/word/2012/wordml" xmlns:w16se="http://schemas.microsoft.com/office/word/2015/wordml/symex" xmlns:wpg="http://schemas.microsoft.com/office/word/2010/wordprocessingGroup" xmlns:wpi="http://schemas.microsoft.com/office/word/2010/wordprocessingInk" xmlns:wne="http://schemas.microsoft.com/office/word/2006/wordml" xmlns:wps="http://schemas.microsoft.com/office/word/2010/wordprocessingShape" mc:Ignorable="w14 w15 w16se wp14">
+<w:numbering xmlns:wpc="http://schemas.microsoft.com/office/word/2010/wordprocessingCanvas" xmlns:cx="http://schemas.microsoft.com/office/drawing/2014/chartex" xmlns:cx1="http://schemas.microsoft.com/office/drawing/2015/9/8/chartex" xmlns:cx2="http://schemas.microsoft.com/office/drawing/2015/10/21/chartex" xmlns:cx3="http://schemas.microsoft.com/office/drawing/2016/5/9/chartex" xmlns:cx4="http://schemas.microsoft.com/office/drawing/2016/5/10/chartex" xmlns:cx5="http://schemas.microsoft.com/office/drawing/2016/5/11/chartex" xmlns:cx6="http://schemas.microsoft.com/office/drawing/2016/5/12/chartex" xmlns:cx7="http://schemas.microsoft.com/office/drawing/2016/5/13/chartex" xmlns:cx8="http://schemas.microsoft.com/office/drawing/2016/5/14/chartex" xmlns:mc="http://schemas.openxmlformats.org/markup-compatibility/2006" xmlns:aink="http://schemas.microsoft.com/office/drawing/2016/ink" xmlns:am3d="http://schemas.microsoft.com/office/drawing/2017/model3d" xmlns:o="urn:schemas-microsoft-com:office:office" xmlns:oel="http://schemas.microsoft.com/office/2019/extlst" xmlns:r="http://schemas.openxmlformats.org/officeDocument/2006/relationships" xmlns:m="http://schemas.openxmlformats.org/officeDocument/2006/math" xmlns:v="urn:schemas-microsoft-com:vml" xmlns:wp14="http://schemas.microsoft.com/office/word/2010/wordprocessingDrawing" xmlns:wp="http://schemas.openxmlformats.org/drawingml/2006/wordprocessingDrawing" xmlns:w10="urn:schemas-microsoft-com:office:word" xmlns:w="http://schemas.openxmlformats.org/wordprocessingml/2006/main" xmlns:w14="http://schemas.microsoft.com/office/word/2010/wordml" xmlns:w15="http://schemas.microsoft.com/office/word/2012/wordml" xmlns:w16cex="http://schemas.microsoft.com/office/word/2018/wordml/cex" xmlns:w16cid="http://schemas.microsoft.com/office/word/2016/wordml/cid" xmlns:w16="http://schemas.microsoft.com/office/word/2018/wordml" xmlns:w16du="http://schemas.microsoft.com/office/word/2023/wordml/word16du" xmlns:w16sdtdh="http://schemas.microsoft.com/office/word/2020/wordml/sdtdatahash" xmlns:w16sdtfl="http://schemas.microsoft.com/office/word/2024/wordml/sdtformatlock" xmlns:w16se="http://schemas.microsoft.com/office/word/2015/wordml/symex" xmlns:wpg="http://schemas.microsoft.com/office/word/2010/wordprocessingGroup" xmlns:wpi="http://schemas.microsoft.com/office/word/2010/wordprocessingInk" xmlns:wne="http://schemas.microsoft.com/office/word/2006/wordml" xmlns:wps="http://schemas.microsoft.com/office/word/2010/wordprocessingShape" mc:Ignorable="w14 w15 w16se w16cid w16 w16cex w16sdtdh w16sdtfl w16du wp14">
   <w:abstractNum w:abstractNumId="0" w15:restartNumberingAfterBreak="0">
     <w:nsid w:val="10B9322C"/>
     <w:multiLevelType w:val="hybridMultilevel"/>
@@ -3032,6 +3869,24 @@
     </w:lvl>
   </w:abstractNum>
   <w:abstractNum w:abstractNumId="1" w15:restartNumberingAfterBreak="0">
+    <w:nsid w:val="4AEE52B0"/>
+    <w:multiLevelType w:val="singleLevel"/>
+    <w:tmpl w:val="E2902CD2"/>
+    <w:lvl w:ilvl="0">
+      <w:start w:val="1"/>
+      <w:numFmt w:val="bullet"/>
+      <w:pStyle w:val="ListBullet"/>
+      <w:lvlText w:val="-"/>
+      <w:lvlJc w:val="left"/>
+      <w:pPr>
+        <w:tabs>
+          <w:tab w:val="num" w:pos="420"/>
+        </w:tabs>
+        <w:ind w:left="420" w:hanging="240"/>
+      </w:pPr>
+    </w:lvl>
+  </w:abstractNum>
+  <w:abstractNum w:abstractNumId="2" w15:restartNumberingAfterBreak="0">
     <w:nsid w:val="5C1E2FAD"/>
     <w:multiLevelType w:val="hybridMultilevel"/>
     <w:tmpl w:val="807A3FB2"/>
@@ -3152,17 +4007,20 @@
       </w:rPr>
     </w:lvl>
   </w:abstractNum>
-  <w:num w:numId="1">
+  <w:num w:numId="1" w16cid:durableId="2056536045">
     <w:abstractNumId w:val="0"/>
   </w:num>
-  <w:num w:numId="2">
+  <w:num w:numId="2" w16cid:durableId="361397925">
+    <w:abstractNumId w:val="2"/>
+  </w:num>
+  <w:num w:numId="3" w16cid:durableId="1061709882">
     <w:abstractNumId w:val="1"/>
   </w:num>
 </w:numbering>
 </file>
 
 <file path=word/styles.xml><?xml version="1.0" encoding="utf-8"?>
-<w:styles xmlns:mc="http://schemas.openxmlformats.org/markup-compatibility/2006" xmlns:r="http://schemas.openxmlformats.org/officeDocument/2006/relationships" xmlns:w="http://schemas.openxmlformats.org/wordprocessingml/2006/main" xmlns:w14="http://schemas.microsoft.com/office/word/2010/wordml" xmlns:w15="http://schemas.microsoft.com/office/word/2012/wordml" xmlns:w16se="http://schemas.microsoft.com/office/word/2015/wordml/symex" mc:Ignorable="w14 w15 w16se">
+<w:styles xmlns:mc="http://schemas.openxmlformats.org/markup-compatibility/2006" xmlns:r="http://schemas.openxmlformats.org/officeDocument/2006/relationships" xmlns:w="http://schemas.openxmlformats.org/wordprocessingml/2006/main" xmlns:w14="http://schemas.microsoft.com/office/word/2010/wordml" xmlns:w15="http://schemas.microsoft.com/office/word/2012/wordml" xmlns:w16cex="http://schemas.microsoft.com/office/word/2018/wordml/cex" xmlns:w16cid="http://schemas.microsoft.com/office/word/2016/wordml/cid" xmlns:w16="http://schemas.microsoft.com/office/word/2018/wordml" xmlns:w16du="http://schemas.microsoft.com/office/word/2023/wordml/word16du" xmlns:w16sdtdh="http://schemas.microsoft.com/office/word/2020/wordml/sdtdatahash" xmlns:w16sdtfl="http://schemas.microsoft.com/office/word/2024/wordml/sdtformatlock" xmlns:w16se="http://schemas.microsoft.com/office/word/2015/wordml/symex" mc:Ignorable="w14 w15 w16se w16cid w16 w16cex w16sdtdh w16sdtfl w16du">
   <w:docDefaults>
     <w:rPrDefault>
       <w:rPr>
@@ -3180,7 +4038,7 @@
       </w:pPr>
     </w:pPrDefault>
   </w:docDefaults>
-  <w:latentStyles w:defLockedState="0" w:defUIPriority="99" w:defSemiHidden="0" w:defUnhideWhenUsed="0" w:defQFormat="0" w:count="371">
+  <w:latentStyles w:defLockedState="0" w:defUIPriority="99" w:defSemiHidden="0" w:defUnhideWhenUsed="0" w:defQFormat="0" w:count="376">
     <w:lsdException w:name="Normal" w:uiPriority="0" w:qFormat="1"/>
     <w:lsdException w:name="heading 1" w:uiPriority="9" w:qFormat="1"/>
     <w:lsdException w:name="heading 2" w:semiHidden="1" w:uiPriority="9" w:unhideWhenUsed="1" w:qFormat="1"/>
@@ -3552,6 +4410,11 @@
     <w:lsdException w:name="List Table 5 Dark Accent 6" w:uiPriority="50"/>
     <w:lsdException w:name="List Table 6 Colorful Accent 6" w:uiPriority="51"/>
     <w:lsdException w:name="List Table 7 Colorful Accent 6" w:uiPriority="52"/>
+    <w:lsdException w:name="Mention" w:semiHidden="1" w:unhideWhenUsed="1"/>
+    <w:lsdException w:name="Smart Hyperlink" w:semiHidden="1" w:unhideWhenUsed="1"/>
+    <w:lsdException w:name="Hashtag" w:semiHidden="1" w:unhideWhenUsed="1"/>
+    <w:lsdException w:name="Unresolved Mention" w:semiHidden="1" w:unhideWhenUsed="1"/>
+    <w:lsdException w:name="Smart Link" w:semiHidden="1" w:unhideWhenUsed="1"/>
   </w:latentStyles>
   <w:style w:type="paragraph" w:default="1" w:styleId="Normal">
     <w:name w:val="Normal"/>
@@ -3614,6 +4477,31 @@
     <w:basedOn w:val="Normal"/>
     <w:uiPriority w:val="1"/>
     <w:qFormat/>
+  </w:style>
+  <w:style w:type="paragraph" w:styleId="ListBullet">
+    <w:name w:val="List Bullet"/>
+    <w:basedOn w:val="Normal"/>
+    <w:uiPriority w:val="99"/>
+    <w:unhideWhenUsed/>
+    <w:rsid w:val="00C864D1"/>
+    <w:pPr>
+      <w:widowControl/>
+      <w:numPr>
+        <w:numId w:val="3"/>
+      </w:numPr>
+      <w:tabs>
+        <w:tab w:val="clear" w:pos="420"/>
+      </w:tabs>
+      <w:autoSpaceDE/>
+      <w:autoSpaceDN/>
+      <w:spacing w:line="288" w:lineRule="auto"/>
+      <w:ind w:left="0" w:firstLine="0"/>
+      <w:contextualSpacing/>
+    </w:pPr>
+    <w:rPr>
+      <w:sz w:val="24"/>
+      <w:lang w:val="en-US"/>
+    </w:rPr>
   </w:style>
 </w:styles>
 </file>

--- a/CÔNG TY TNHH SUNAGRO FOOD (VIET NAM)/Hồ sơ điều chỉnh GPĐT (pdf)/Điều chỉnh 2026/GiayChungNhanDauTu_HoSo2026/Quyết định của chủ sở hữu.docx
+++ b/CÔNG TY TNHH SUNAGRO FOOD (VIET NAM)/Hồ sơ điều chỉnh GPĐT (pdf)/Điều chỉnh 2026/GiayChungNhanDauTu_HoSo2026/Quyết định của chủ sở hữu.docx
@@ -1,6 +1,6 @@
 
 <file path=word/document.xml><?xml version="1.0" encoding="utf-8"?>
-<w:document xmlns:wpc="http://schemas.microsoft.com/office/word/2010/wordprocessingCanvas" xmlns:cx="http://schemas.microsoft.com/office/drawing/2014/chartex" xmlns:cx1="http://schemas.microsoft.com/office/drawing/2015/9/8/chartex" xmlns:cx2="http://schemas.microsoft.com/office/drawing/2015/10/21/chartex" xmlns:cx3="http://schemas.microsoft.com/office/drawing/2016/5/9/chartex" xmlns:cx4="http://schemas.microsoft.com/office/drawing/2016/5/10/chartex" xmlns:cx5="http://schemas.microsoft.com/office/drawing/2016/5/11/chartex" xmlns:cx6="http://schemas.microsoft.com/office/drawing/2016/5/12/chartex" xmlns:cx7="http://schemas.microsoft.com/office/drawing/2016/5/13/chartex" xmlns:cx8="http://schemas.microsoft.com/office/drawing/2016/5/14/chartex" xmlns:mc="http://schemas.openxmlformats.org/markup-compatibility/2006" xmlns:aink="http://schemas.microsoft.com/office/drawing/2016/ink" xmlns:am3d="http://schemas.microsoft.com/office/drawing/2017/model3d" xmlns:o="urn:schemas-microsoft-com:office:office" xmlns:oel="http://schemas.microsoft.com/office/2019/extlst" xmlns:r="http://schemas.openxmlformats.org/officeDocument/2006/relationships" xmlns:m="http://schemas.openxmlformats.org/officeDocument/2006/math" xmlns:v="urn:schemas-microsoft-com:vml" xmlns:wp14="http://schemas.microsoft.com/office/word/2010/wordprocessingDrawing" xmlns:wp="http://schemas.openxmlformats.org/drawingml/2006/wordprocessingDrawing" xmlns:w10="urn:schemas-microsoft-com:office:word" xmlns:w="http://schemas.openxmlformats.org/wordprocessingml/2006/main" xmlns:w14="http://schemas.microsoft.com/office/word/2010/wordml" xmlns:w15="http://schemas.microsoft.com/office/word/2012/wordml" xmlns:w16cex="http://schemas.microsoft.com/office/word/2018/wordml/cex" xmlns:w16cid="http://schemas.microsoft.com/office/word/2016/wordml/cid" xmlns:w16="http://schemas.microsoft.com/office/word/2018/wordml" xmlns:w16du="http://schemas.microsoft.com/office/word/2023/wordml/word16du" xmlns:w16sdtdh="http://schemas.microsoft.com/office/word/2020/wordml/sdtdatahash" xmlns:w16sdtfl="http://schemas.microsoft.com/office/word/2024/wordml/sdtformatlock" xmlns:w16se="http://schemas.microsoft.com/office/word/2015/wordml/symex" xmlns:wpg="http://schemas.microsoft.com/office/word/2010/wordprocessingGroup" xmlns:wpi="http://schemas.microsoft.com/office/word/2010/wordprocessingInk" xmlns:wne="http://schemas.microsoft.com/office/word/2006/wordml" xmlns:wps="http://schemas.microsoft.com/office/word/2010/wordprocessingShape" mc:Ignorable="w14 w15 w16se w16cid w16 w16cex w16sdtdh w16sdtfl w16du wp14">
+<w:document xmlns:wpc="http://schemas.microsoft.com/office/word/2010/wordprocessingCanvas" xmlns:cx="http://schemas.microsoft.com/office/drawing/2014/chartex" xmlns:cx1="http://schemas.microsoft.com/office/drawing/2015/9/8/chartex" xmlns:mc="http://schemas.openxmlformats.org/markup-compatibility/2006" xmlns:o="urn:schemas-microsoft-com:office:office" xmlns:r="http://schemas.openxmlformats.org/officeDocument/2006/relationships" xmlns:m="http://schemas.openxmlformats.org/officeDocument/2006/math" xmlns:v="urn:schemas-microsoft-com:vml" xmlns:wp14="http://schemas.microsoft.com/office/word/2010/wordprocessingDrawing" xmlns:wp="http://schemas.openxmlformats.org/drawingml/2006/wordprocessingDrawing" xmlns:w10="urn:schemas-microsoft-com:office:word" xmlns:w="http://schemas.openxmlformats.org/wordprocessingml/2006/main" xmlns:w14="http://schemas.microsoft.com/office/word/2010/wordml" xmlns:w15="http://schemas.microsoft.com/office/word/2012/wordml" xmlns:w16se="http://schemas.microsoft.com/office/word/2015/wordml/symex" xmlns:wpg="http://schemas.microsoft.com/office/word/2010/wordprocessingGroup" xmlns:wpi="http://schemas.microsoft.com/office/word/2010/wordprocessingInk" xmlns:wne="http://schemas.microsoft.com/office/word/2006/wordml" xmlns:wps="http://schemas.microsoft.com/office/word/2010/wordprocessingShape" mc:Ignorable="w14 w15 w16se wp14">
   <w:body>
     <w:p>
       <w:pPr>
@@ -148,7 +148,7 @@
                 </mc:Choice>
                 <mc:Fallback>
                   <w:pict>
-                    <v:group w14:anchorId="4359F9C3" id="Group 1" o:spid="_x0000_s1026" style="width:82.1pt;height:1pt;mso-position-horizontal-relative:char;mso-position-vertical-relative:line" coordsize="10426,127" o:gfxdata="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">
+                    <v:group w14:anchorId="72437AD1" id="Group 1" o:spid="_x0000_s1026" style="width:82.1pt;height:1pt;mso-position-horizontal-relative:char;mso-position-vertical-relative:line" coordsize="10426,127" o:gfxdata="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">
                       <v:shape id="Graphic 2" o:spid="_x0000_s1027" style="position:absolute;top:60;width:10426;height:13;visibility:visible;mso-wrap-style:square;v-text-anchor:top" coordsize="1042669,1270" o:gfxdata="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" path="m,l1042440,e" filled="f" strokeweight=".33703mm">
                         <v:stroke dashstyle="dash"/>
                         <v:path arrowok="t"/>
@@ -546,7 +546,7 @@
                 </mc:Choice>
                 <mc:Fallback>
                   <w:pict>
-                    <v:group w14:anchorId="3864235E" id="Group 3" o:spid="_x0000_s1026" style="width:168.7pt;height:.85pt;mso-position-horizontal-relative:char;mso-position-vertical-relative:line" coordsize="21424,107" o:gfxdata="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">
+                    <v:group w14:anchorId="3832C28F" id="Group 3" o:spid="_x0000_s1026" style="width:168.7pt;height:.85pt;mso-position-horizontal-relative:char;mso-position-vertical-relative:line" coordsize="21424,107" o:gfxdata="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">
                       <v:shape id="Graphic 4" o:spid="_x0000_s1027" style="position:absolute;top:53;width:21424;height:13;visibility:visible;mso-wrap-style:square;v-text-anchor:top" coordsize="2142490,1270" o:gfxdata="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" path="m,l2142379,e" filled="f" strokeweight=".29694mm">
                         <v:stroke dashstyle="dash"/>
                         <v:path arrowok="t"/>
@@ -2646,13 +2646,59 @@
               <w:rPr>
                 <w:sz w:val="26"/>
               </w:rPr>
-              <w:t xml:space="preserve">Thực hiện quyền xuất khẩu, quyền nhập khẩu, quyền phân phối bán buôn các hàng hóa gồm: </w:t>
-            </w:r>
-            <w:r>
-              <w:rPr>
-                <w:sz w:val="26"/>
-              </w:rPr>
-              <w:t>hạnh nhân, hồ đào, hạt phỉ, hạt dẻ cười, hạt mắc ca, hạt điều, chuối khô, chanh, sầu riêng, măng cụt</w:t>
+              <w:t xml:space="preserve">Thực hiện quyền xuất khẩu, quyền nhập khẩu, quyền phân phối bán buôn các hàng hóa có mã HS gồm: </w:t>
+            </w:r>
+            <w:r>
+              <w:rPr>
+                <w:sz w:val="26"/>
+              </w:rPr>
+              <w:t>0801, 0802, 0803, 0804, 0805, 0810</w:t>
+            </w:r>
+            <w:r>
+              <w:rPr>
+                <w:sz w:val="26"/>
+                <w:lang w:val="en-US"/>
+              </w:rPr>
+              <w:t>,</w:t>
+            </w:r>
+            <w:r>
+              <w:rPr>
+                <w:sz w:val="26"/>
+                <w:lang w:val="en-US"/>
+              </w:rPr>
+              <w:t xml:space="preserve"> </w:t>
+            </w:r>
+            <w:r>
+              <w:rPr>
+                <w:sz w:val="26"/>
+              </w:rPr>
+              <w:t>081</w:t>
+            </w:r>
+            <w:r>
+              <w:rPr>
+                <w:sz w:val="26"/>
+                <w:lang w:val="en-US"/>
+              </w:rPr>
+              <w:t>3</w:t>
+            </w:r>
+            <w:bookmarkStart w:id="0" w:name="_GoBack"/>
+            <w:bookmarkEnd w:id="0"/>
+            <w:r>
+              <w:rPr>
+                <w:sz w:val="26"/>
+                <w:lang w:val="en-US"/>
+              </w:rPr>
+              <w:t>,</w:t>
+            </w:r>
+            <w:r>
+              <w:t xml:space="preserve"> </w:t>
+            </w:r>
+            <w:r>
+              <w:rPr>
+                <w:sz w:val="26"/>
+                <w:lang w:val="en-US"/>
+              </w:rPr>
+              <w:t>2008</w:t>
             </w:r>
             <w:r>
               <w:rPr>
@@ -2801,17 +2847,7 @@
           <w:sz w:val="26"/>
           <w:szCs w:val="26"/>
         </w:rPr>
-        <w:t xml:space="preserve">Đối với các hàng hóa thuộc diện quản lý chuyên ngành, kinh doanh có điều kiện, doanh nghiệp chỉ được thực hiện quyền xuất khẩu, quyền nhập khẩu, quyền phân phối sau khi được cơ quan quản lý chuyên ngành cấp giấy phép kinh doanh, giấy tờ có giá trị tương đương và/ hoặc đủ điều kiện kinh doanh theo quy định pháp luật. Đối với các trường hợp phải cấp Giấy phép kinh doanh để thực hiện hoạt động mua bán hàng hóa và các hoạt động liên quan trực tiếp đến hoạt động mua bán hàng hóa theo quy định tại khoản 1 Điều 5 Nghị định số 09/2018/NĐ-CP ngày 15 tháng 01 năm 2018 của Chính phủ về việc chi tiết Luật Thương mại và Luật Quản lý ngoại thương về hoạt động mua bán hàng hóa và các hoạt động liên quan trực tiếp đến mua bán hàng hóa của nhà đầu tư nước ngoài, tổ chức kinh tế có vốn đầu tư nước ngoài tại Việt Nam, tổ chức kinh tế </w:t>
-      </w:r>
-      <w:r>
-        <w:rPr>
-          <w:i/>
-          <w:iCs/>
-          <w:sz w:val="26"/>
-          <w:szCs w:val="26"/>
-        </w:rPr>
-        <w:lastRenderedPageBreak/>
-        <w:t>thực hiện dự án đầu tư có trách nhiệm liên hệ Sở Công Thương để thực hiện thủ tục cấp Giấy phép kinh doanh, Giấy phép lập cơ sở bán lẻ (nếu có) theo đúng quy định.</w:t>
+        <w:t>Đối với các hàng hóa thuộc diện quản lý chuyên ngành, kinh doanh có điều kiện, doanh nghiệp chỉ được thực hiện quyền xuất khẩu, quyền nhập khẩu, quyền phân phối sau khi được cơ quan quản lý chuyên ngành cấp giấy phép kinh doanh, giấy tờ có giá trị tương đương và/ hoặc đủ điều kiện kinh doanh theo quy định pháp luật. Đối với các trường hợp phải cấp Giấy phép kinh doanh để thực hiện hoạt động mua bán hàng hóa và các hoạt động liên quan trực tiếp đến hoạt động mua bán hàng hóa theo quy định tại khoản 1 Điều 5 Nghị định số 09/2018/NĐ-CP ngày 15 tháng 01 năm 2018 của Chính phủ về việc chi tiết Luật Thương mại và Luật Quản lý ngoại thương về hoạt động mua bán hàng hóa và các hoạt động liên quan trực tiếp đến mua bán hàng hóa của nhà đầu tư nước ngoài, tổ chức kinh tế có vốn đầu tư nước ngoài tại Việt Nam, tổ chức kinh tế thực hiện dự án đầu tư có trách nhiệm liên hệ Sở Công Thương để thực hiện thủ tục cấp Giấy phép kinh doanh, Giấy phép lập cơ sở bán lẻ (nếu có) theo đúng quy định.</w:t>
       </w:r>
     </w:p>
     <w:p>
@@ -2831,7 +2867,57 @@
           <w:sz w:val="26"/>
           <w:szCs w:val="26"/>
         </w:rPr>
-        <w:t>- Lý do điều chỉnh: Kê khai cụ thể tên hàng hóa và bổ sung mã ngành VSIC phù hợp đối với hoạt động xuất khẩu, nhập khẩu, phân phối bán buôn các loại hạt, trái cây và hàng hóa có liên quan trực tiếp đến hoạt động sản xuất của dự án; đồng thời bảo đảm phù hợp với Hệ thống ngành kinh tế Việt Nam, cam kết quốc tế và quy định pháp luật hiện hành.</w:t>
+        <w:lastRenderedPageBreak/>
+        <w:t xml:space="preserve">- </w:t>
+      </w:r>
+      <w:r>
+        <w:rPr>
+          <w:sz w:val="26"/>
+          <w:szCs w:val="26"/>
+        </w:rPr>
+        <w:t xml:space="preserve">Lý do điều chỉnh: </w:t>
+      </w:r>
+      <w:r>
+        <w:rPr>
+          <w:sz w:val="26"/>
+          <w:szCs w:val="26"/>
+        </w:rPr>
+        <w:t xml:space="preserve">Kê khai </w:t>
+      </w:r>
+      <w:r>
+        <w:rPr>
+          <w:sz w:val="26"/>
+        </w:rPr>
+        <w:t>các hàng hóa theo mã HS</w:t>
+      </w:r>
+      <w:r>
+        <w:rPr>
+          <w:sz w:val="26"/>
+          <w:szCs w:val="26"/>
+        </w:rPr>
+        <w:t xml:space="preserve"> và bổ sung mã ngành VSIC phù hợp đối với hoạt động xuất khẩu, nhập khẩu, phân phối bán buôn các loại hạt, trái cây và hàng hóa tương tự có liên quan trực tiếp đến hoạt động sản xuất của dự án; đồng thời bảo đảm phù hợp với Hệ thống ngành kinh tế Việt Nam, cam kết quốc tế</w:t>
+      </w:r>
+      <w:r>
+        <w:rPr>
+          <w:sz w:val="26"/>
+          <w:szCs w:val="26"/>
+        </w:rPr>
+        <w:t xml:space="preserve"> và quy định pháp luật hiện hàn</w:t>
+      </w:r>
+      <w:r>
+        <w:rPr>
+          <w:sz w:val="26"/>
+          <w:szCs w:val="26"/>
+          <w:lang w:val="en-US"/>
+        </w:rPr>
+        <w:t>h</w:t>
+      </w:r>
+      <w:r>
+        <w:rPr>
+          <w:sz w:val="26"/>
+          <w:szCs w:val="26"/>
+        </w:rPr>
+        <w:t>.</w:t>
       </w:r>
     </w:p>
     <w:p>
@@ -3746,7 +3832,7 @@
 </file>
 
 <file path=word/numbering.xml><?xml version="1.0" encoding="utf-8"?>
-<w:numbering xmlns:wpc="http://schemas.microsoft.com/office/word/2010/wordprocessingCanvas" xmlns:cx="http://schemas.microsoft.com/office/drawing/2014/chartex" xmlns:cx1="http://schemas.microsoft.com/office/drawing/2015/9/8/chartex" xmlns:cx2="http://schemas.microsoft.com/office/drawing/2015/10/21/chartex" xmlns:cx3="http://schemas.microsoft.com/office/drawing/2016/5/9/chartex" xmlns:cx4="http://schemas.microsoft.com/office/drawing/2016/5/10/chartex" xmlns:cx5="http://schemas.microsoft.com/office/drawing/2016/5/11/chartex" xmlns:cx6="http://schemas.microsoft.com/office/drawing/2016/5/12/chartex" xmlns:cx7="http://schemas.microsoft.com/office/drawing/2016/5/13/chartex" xmlns:cx8="http://schemas.microsoft.com/office/drawing/2016/5/14/chartex" xmlns:mc="http://schemas.openxmlformats.org/markup-compatibility/2006" xmlns:aink="http://schemas.microsoft.com/office/drawing/2016/ink" xmlns:am3d="http://schemas.microsoft.com/office/drawing/2017/model3d" xmlns:o="urn:schemas-microsoft-com:office:office" xmlns:oel="http://schemas.microsoft.com/office/2019/extlst" xmlns:r="http://schemas.openxmlformats.org/officeDocument/2006/relationships" xmlns:m="http://schemas.openxmlformats.org/officeDocument/2006/math" xmlns:v="urn:schemas-microsoft-com:vml" xmlns:wp14="http://schemas.microsoft.com/office/word/2010/wordprocessingDrawing" xmlns:wp="http://schemas.openxmlformats.org/drawingml/2006/wordprocessingDrawing" xmlns:w10="urn:schemas-microsoft-com:office:word" xmlns:w="http://schemas.openxmlformats.org/wordprocessingml/2006/main" xmlns:w14="http://schemas.microsoft.com/office/word/2010/wordml" xmlns:w15="http://schemas.microsoft.com/office/word/2012/wordml" xmlns:w16cex="http://schemas.microsoft.com/office/word/2018/wordml/cex" xmlns:w16cid="http://schemas.microsoft.com/office/word/2016/wordml/cid" xmlns:w16="http://schemas.microsoft.com/office/word/2018/wordml" xmlns:w16du="http://schemas.microsoft.com/office/word/2023/wordml/word16du" xmlns:w16sdtdh="http://schemas.microsoft.com/office/word/2020/wordml/sdtdatahash" xmlns:w16sdtfl="http://schemas.microsoft.com/office/word/2024/wordml/sdtformatlock" xmlns:w16se="http://schemas.microsoft.com/office/word/2015/wordml/symex" xmlns:wpg="http://schemas.microsoft.com/office/word/2010/wordprocessingGroup" xmlns:wpi="http://schemas.microsoft.com/office/word/2010/wordprocessingInk" xmlns:wne="http://schemas.microsoft.com/office/word/2006/wordml" xmlns:wps="http://schemas.microsoft.com/office/word/2010/wordprocessingShape" mc:Ignorable="w14 w15 w16se w16cid w16 w16cex w16sdtdh w16sdtfl w16du wp14">
+<w:numbering xmlns:wpc="http://schemas.microsoft.com/office/word/2010/wordprocessingCanvas" xmlns:cx="http://schemas.microsoft.com/office/drawing/2014/chartex" xmlns:cx1="http://schemas.microsoft.com/office/drawing/2015/9/8/chartex" xmlns:mc="http://schemas.openxmlformats.org/markup-compatibility/2006" xmlns:o="urn:schemas-microsoft-com:office:office" xmlns:r="http://schemas.openxmlformats.org/officeDocument/2006/relationships" xmlns:m="http://schemas.openxmlformats.org/officeDocument/2006/math" xmlns:v="urn:schemas-microsoft-com:vml" xmlns:wp14="http://schemas.microsoft.com/office/word/2010/wordprocessingDrawing" xmlns:wp="http://schemas.openxmlformats.org/drawingml/2006/wordprocessingDrawing" xmlns:w10="urn:schemas-microsoft-com:office:word" xmlns:w="http://schemas.openxmlformats.org/wordprocessingml/2006/main" xmlns:w14="http://schemas.microsoft.com/office/word/2010/wordml" xmlns:w15="http://schemas.microsoft.com/office/word/2012/wordml" xmlns:w16se="http://schemas.microsoft.com/office/word/2015/wordml/symex" xmlns:wpg="http://schemas.microsoft.com/office/word/2010/wordprocessingGroup" xmlns:wpi="http://schemas.microsoft.com/office/word/2010/wordprocessingInk" xmlns:wne="http://schemas.microsoft.com/office/word/2006/wordml" xmlns:wps="http://schemas.microsoft.com/office/word/2010/wordprocessingShape" mc:Ignorable="w14 w15 w16se wp14">
   <w:abstractNum w:abstractNumId="0" w15:restartNumberingAfterBreak="0">
     <w:nsid w:val="10B9322C"/>
     <w:multiLevelType w:val="hybridMultilevel"/>
@@ -4007,20 +4093,20 @@
       </w:rPr>
     </w:lvl>
   </w:abstractNum>
-  <w:num w:numId="1" w16cid:durableId="2056536045">
+  <w:num w:numId="1">
     <w:abstractNumId w:val="0"/>
   </w:num>
-  <w:num w:numId="2" w16cid:durableId="361397925">
+  <w:num w:numId="2">
     <w:abstractNumId w:val="2"/>
   </w:num>
-  <w:num w:numId="3" w16cid:durableId="1061709882">
+  <w:num w:numId="3">
     <w:abstractNumId w:val="1"/>
   </w:num>
 </w:numbering>
 </file>
 
 <file path=word/styles.xml><?xml version="1.0" encoding="utf-8"?>
-<w:styles xmlns:mc="http://schemas.openxmlformats.org/markup-compatibility/2006" xmlns:r="http://schemas.openxmlformats.org/officeDocument/2006/relationships" xmlns:w="http://schemas.openxmlformats.org/wordprocessingml/2006/main" xmlns:w14="http://schemas.microsoft.com/office/word/2010/wordml" xmlns:w15="http://schemas.microsoft.com/office/word/2012/wordml" xmlns:w16cex="http://schemas.microsoft.com/office/word/2018/wordml/cex" xmlns:w16cid="http://schemas.microsoft.com/office/word/2016/wordml/cid" xmlns:w16="http://schemas.microsoft.com/office/word/2018/wordml" xmlns:w16du="http://schemas.microsoft.com/office/word/2023/wordml/word16du" xmlns:w16sdtdh="http://schemas.microsoft.com/office/word/2020/wordml/sdtdatahash" xmlns:w16sdtfl="http://schemas.microsoft.com/office/word/2024/wordml/sdtformatlock" xmlns:w16se="http://schemas.microsoft.com/office/word/2015/wordml/symex" mc:Ignorable="w14 w15 w16se w16cid w16 w16cex w16sdtdh w16sdtfl w16du">
+<w:styles xmlns:mc="http://schemas.openxmlformats.org/markup-compatibility/2006" xmlns:r="http://schemas.openxmlformats.org/officeDocument/2006/relationships" xmlns:w="http://schemas.openxmlformats.org/wordprocessingml/2006/main" xmlns:w14="http://schemas.microsoft.com/office/word/2010/wordml" xmlns:w15="http://schemas.microsoft.com/office/word/2012/wordml" xmlns:w16se="http://schemas.microsoft.com/office/word/2015/wordml/symex" mc:Ignorable="w14 w15 w16se">
   <w:docDefaults>
     <w:rPrDefault>
       <w:rPr>
@@ -4038,7 +4124,7 @@
       </w:pPr>
     </w:pPrDefault>
   </w:docDefaults>
-  <w:latentStyles w:defLockedState="0" w:defUIPriority="99" w:defSemiHidden="0" w:defUnhideWhenUsed="0" w:defQFormat="0" w:count="376">
+  <w:latentStyles w:defLockedState="0" w:defUIPriority="99" w:defSemiHidden="0" w:defUnhideWhenUsed="0" w:defQFormat="0" w:count="371">
     <w:lsdException w:name="Normal" w:uiPriority="0" w:qFormat="1"/>
     <w:lsdException w:name="heading 1" w:uiPriority="9" w:qFormat="1"/>
     <w:lsdException w:name="heading 2" w:semiHidden="1" w:uiPriority="9" w:unhideWhenUsed="1" w:qFormat="1"/>
@@ -4410,11 +4496,6 @@
     <w:lsdException w:name="List Table 5 Dark Accent 6" w:uiPriority="50"/>
     <w:lsdException w:name="List Table 6 Colorful Accent 6" w:uiPriority="51"/>
     <w:lsdException w:name="List Table 7 Colorful Accent 6" w:uiPriority="52"/>
-    <w:lsdException w:name="Mention" w:semiHidden="1" w:unhideWhenUsed="1"/>
-    <w:lsdException w:name="Smart Hyperlink" w:semiHidden="1" w:unhideWhenUsed="1"/>
-    <w:lsdException w:name="Hashtag" w:semiHidden="1" w:unhideWhenUsed="1"/>
-    <w:lsdException w:name="Unresolved Mention" w:semiHidden="1" w:unhideWhenUsed="1"/>
-    <w:lsdException w:name="Smart Link" w:semiHidden="1" w:unhideWhenUsed="1"/>
   </w:latentStyles>
   <w:style w:type="paragraph" w:default="1" w:styleId="Normal">
     <w:name w:val="Normal"/>
